--- a/work/xiandao/codex/01_需求规格说明书-3.0.docx
+++ b/work/xiandao/codex/01_需求规格说明书-3.0.docx
@@ -3012,7 +3012,7 @@
         <w:pStyle w:val="afa"/>
       </w:pPr>
       <w:r>
-        <w:t>本小节聚焦 OpenCV 在 PolyOS Server（RISC-V）中的功能边界定义。依据 项目研究材料 对应章节，本阶段的主目标是建立“可编译、可部署、可运行、可验证”的基础能力，而不是在初始阶段追求极限性能。OpenCV 作为服务器发行版软件栈中的关键组件，其可用性直接影响上层服务部署效率和问题定位成本。</w:t>
+        <w:t>OpenCV（Open Source Computer Vision Library）是视觉算法工程化落地的核心基础库，在 PolyOS Server（RISC-V）软件栈中承担图像处理、特征提取、模型前后处理等关键能力供给。参照基线文档第二章的写法，本小节先定义组件边界，再给出模块构成、适配重点与验收口径，确保需求表述可执行、可验证。</w:t>
       </w:r>
     </w:p>
     <w:p>
@@ -3020,7 +3020,7 @@
         <w:pStyle w:val="afa"/>
       </w:pPr>
       <w:r>
-        <w:t>从研究定位看，OpenCV 的核心价值体现在 图像预处理、视觉算法前处理、媒体内容分析、智能检索数据准备。因此需求综述必须覆盖研发、测试、部署与运维全流程，并要求形成明确的输入、检测、异常、输出闭环。该闭环用于保证不同硬件批次、不同版本组合、不同构建方式下的行为可解释、可复核、可回归。</w:t>
+        <w:t>从功能结构看，OpenCV 的能力可归纳为四类：一是 core/imgproc 等通用算子能力，支撑像素级处理与矩阵计算；二是 calib3d/features2d 等特征与几何能力，支撑定位、匹配与标定；三是 video/videoio 等数据通路能力，支撑视频流处理；四是与上层框架对接能力，保障接口稳定与版本可维护。</w:t>
       </w:r>
     </w:p>
     <w:p>
@@ -3028,7 +3028,7 @@
         <w:pStyle w:val="afa"/>
       </w:pPr>
       <w:r>
-        <w:t>结合 项目研究材料 的实践经验，本小节延续“先功能完整、后性能优化”路线：先建立稳定基线，再在可控前提下引入优化路径。对于 OpenCV，当前基线建议围绕 4.10.0 与主流构建方式开展，优先确保关键路径可打通、关键日志可采集、关键异常可诊断。</w:t>
+        <w:t>面向 RISC-V 的适配需求聚焦三项高优先级方向：其一，围绕 RVV 可变长向量模型优化关键算子，解决固定向量实现迁移后的性能损失；其二，建立 GCC/Clang 双工具链一致性验证，降低编译行为分歧风险；其三，约束 ABI、依赖与构建参数，保证不同硬件批次和发行版本下行为一致。</w:t>
       </w:r>
     </w:p>
     <w:p>
@@ -3036,7 +3036,2247 @@
         <w:pStyle w:val="afa"/>
       </w:pPr>
       <w:r>
-        <w:t>在实施策略上，本小节强调统一交付格式：要求输出构建参数、版本标识、功能验证结论、异常清单和日志证据，避免仅输出“通过/不通过”的粗粒度结论。通过这一策略，可使 OpenCV 的适配工作从“单次试验结果”升级为“可持续复用的工程资产”。</w:t>
+        <w:t>本阶段实施策略采用“功能基线优先、性能优化渐进”路径：先形成可编译、可部署、可运行、可回归的稳定基线，再引入定向优化。交付物需至少包含版本与配置快照、核心功能用例结果、典型异常与定位记录、性能对比基线及回归结论，并与第三章详细需求逐项建立追踪关系。</w:t>
+      </w:r>
+    </w:p>
+    <w:p>
+      <w:pPr>
+        <w:pStyle w:val="a4"/>
+      </w:pPr>
+      <w:r>
+        <w:t>表 1 OpenCV 功能需求清单</w:t>
+      </w:r>
+    </w:p>
+    <w:tbl>
+      <w:tblPr>
+        <w:tblStyle w:val="af1"/>
+        <w:tblW w:type="auto" w:w="0"/>
+        <w:tblLayout w:type="fixed"/>
+        <w:tblLook w:firstColumn="1" w:firstRow="1" w:lastColumn="0" w:lastRow="0" w:noHBand="0" w:noVBand="1" w:val="04A0"/>
+      </w:tblPr>
+      <w:tblGrid>
+        <w:gridCol w:w="900"/>
+        <w:gridCol w:w="2600"/>
+        <w:gridCol w:w="1100"/>
+        <w:gridCol w:w="4755"/>
+      </w:tblGrid>
+      <w:tr>
+        <w:tc>
+          <w:tcPr>
+            <w:tcW w:type="dxa" w:w="900"/>
+          </w:tcPr>
+          <w:p>
+            <w:r>
+              <w:rPr>
+                <w:b/>
+              </w:rPr>
+              <w:t>序号</w:t>
+            </w:r>
+          </w:p>
+        </w:tc>
+        <w:tc>
+          <w:tcPr>
+            <w:tcW w:type="dxa" w:w="2600"/>
+          </w:tcPr>
+          <w:p>
+            <w:r>
+              <w:rPr>
+                <w:b/>
+              </w:rPr>
+              <w:t>需求</w:t>
+            </w:r>
+          </w:p>
+        </w:tc>
+        <w:tc>
+          <w:tcPr>
+            <w:tcW w:type="dxa" w:w="1100"/>
+          </w:tcPr>
+          <w:p>
+            <w:r>
+              <w:rPr>
+                <w:b/>
+              </w:rPr>
+              <w:t>需求优先级</w:t>
+            </w:r>
+          </w:p>
+        </w:tc>
+        <w:tc>
+          <w:tcPr>
+            <w:tcW w:type="dxa" w:w="4755"/>
+          </w:tcPr>
+          <w:p>
+            <w:r>
+              <w:rPr>
+                <w:b/>
+              </w:rPr>
+              <w:t>需求描述</w:t>
+            </w:r>
+          </w:p>
+        </w:tc>
+      </w:tr>
+      <w:tr>
+        <w:tc>
+          <w:tcPr>
+            <w:tcW w:type="dxa" w:w="900"/>
+          </w:tcPr>
+          <w:p>
+            <w:r>
+              <w:t>1</w:t>
+            </w:r>
+          </w:p>
+        </w:tc>
+        <w:tc>
+          <w:tcPr>
+            <w:tcW w:type="dxa" w:w="2600"/>
+          </w:tcPr>
+          <w:p>
+            <w:r>
+              <w:t>构建基线可用</w:t>
+            </w:r>
+          </w:p>
+        </w:tc>
+        <w:tc>
+          <w:tcPr>
+            <w:tcW w:type="dxa" w:w="1100"/>
+          </w:tcPr>
+          <w:p>
+            <w:r>
+              <w:t>高</w:t>
+            </w:r>
+          </w:p>
+        </w:tc>
+        <w:tc>
+          <w:tcPr>
+            <w:tcW w:type="dxa" w:w="4755"/>
+          </w:tcPr>
+          <w:p>
+            <w:r>
+              <w:t>在 PolyOS Server 上完成 core/imgproc 等核心模块编译、安装与基础运行验证。</w:t>
+            </w:r>
+          </w:p>
+        </w:tc>
+      </w:tr>
+      <w:tr>
+        <w:tc>
+          <w:tcPr>
+            <w:tcW w:type="dxa" w:w="900"/>
+          </w:tcPr>
+          <w:p>
+            <w:r>
+              <w:t>2</w:t>
+            </w:r>
+          </w:p>
+        </w:tc>
+        <w:tc>
+          <w:tcPr>
+            <w:tcW w:type="dxa" w:w="2600"/>
+          </w:tcPr>
+          <w:p>
+            <w:r>
+              <w:t>RVV 向量化适配</w:t>
+            </w:r>
+          </w:p>
+        </w:tc>
+        <w:tc>
+          <w:tcPr>
+            <w:tcW w:type="dxa" w:w="1100"/>
+          </w:tcPr>
+          <w:p>
+            <w:r>
+              <w:t>高</w:t>
+            </w:r>
+          </w:p>
+        </w:tc>
+        <w:tc>
+          <w:tcPr>
+            <w:tcW w:type="dxa" w:w="4755"/>
+          </w:tcPr>
+          <w:p>
+            <w:r>
+              <w:t>针对关键视觉算子建立 RVV 实现路径，并与标量路径保持结果一致。</w:t>
+            </w:r>
+          </w:p>
+        </w:tc>
+      </w:tr>
+      <w:tr>
+        <w:tc>
+          <w:tcPr>
+            <w:tcW w:type="dxa" w:w="900"/>
+          </w:tcPr>
+          <w:p>
+            <w:r>
+              <w:t>3</w:t>
+            </w:r>
+          </w:p>
+        </w:tc>
+        <w:tc>
+          <w:tcPr>
+            <w:tcW w:type="dxa" w:w="2600"/>
+          </w:tcPr>
+          <w:p>
+            <w:r>
+              <w:t>双工具链兼容</w:t>
+            </w:r>
+          </w:p>
+        </w:tc>
+        <w:tc>
+          <w:tcPr>
+            <w:tcW w:type="dxa" w:w="1100"/>
+          </w:tcPr>
+          <w:p>
+            <w:r>
+              <w:t>高</w:t>
+            </w:r>
+          </w:p>
+        </w:tc>
+        <w:tc>
+          <w:tcPr>
+            <w:tcW w:type="dxa" w:w="4755"/>
+          </w:tcPr>
+          <w:p>
+            <w:r>
+              <w:t>建立 GCC 与 Clang 双工具链构建与回归流程，确保构建行为与产物稳定。</w:t>
+            </w:r>
+          </w:p>
+        </w:tc>
+      </w:tr>
+      <w:tr>
+        <w:tc>
+          <w:tcPr>
+            <w:tcW w:type="dxa" w:w="900"/>
+          </w:tcPr>
+          <w:p>
+            <w:r>
+              <w:t>4</w:t>
+            </w:r>
+          </w:p>
+        </w:tc>
+        <w:tc>
+          <w:tcPr>
+            <w:tcW w:type="dxa" w:w="2600"/>
+          </w:tcPr>
+          <w:p>
+            <w:r>
+              <w:t>典型场景回归</w:t>
+            </w:r>
+          </w:p>
+        </w:tc>
+        <w:tc>
+          <w:tcPr>
+            <w:tcW w:type="dxa" w:w="1100"/>
+          </w:tcPr>
+          <w:p>
+            <w:r>
+              <w:t>中</w:t>
+            </w:r>
+          </w:p>
+        </w:tc>
+        <w:tc>
+          <w:tcPr>
+            <w:tcW w:type="dxa" w:w="4755"/>
+          </w:tcPr>
+          <w:p>
+            <w:r>
+              <w:t>覆盖图像预处理、特征提取、编解码等场景，输出可复验回归报告。</w:t>
+            </w:r>
+          </w:p>
+        </w:tc>
+      </w:tr>
+      <w:tr>
+        <w:tc>
+          <w:tcPr>
+            <w:tcW w:type="dxa" w:w="900"/>
+          </w:tcPr>
+          <w:p>
+            <w:r>
+              <w:t>5</w:t>
+            </w:r>
+          </w:p>
+        </w:tc>
+        <w:tc>
+          <w:tcPr>
+            <w:tcW w:type="dxa" w:w="2600"/>
+          </w:tcPr>
+          <w:p>
+            <w:r>
+              <w:t>性能基线管理</w:t>
+            </w:r>
+          </w:p>
+        </w:tc>
+        <w:tc>
+          <w:tcPr>
+            <w:tcW w:type="dxa" w:w="1100"/>
+          </w:tcPr>
+          <w:p>
+            <w:r>
+              <w:t>中</w:t>
+            </w:r>
+          </w:p>
+        </w:tc>
+        <w:tc>
+          <w:tcPr>
+            <w:tcW w:type="dxa" w:w="4755"/>
+          </w:tcPr>
+          <w:p>
+            <w:r>
+              <w:t>记录吞吐、时延、资源占用等指标，并与版本基线进行对比分析。</w:t>
+            </w:r>
+          </w:p>
+        </w:tc>
+      </w:tr>
+      <w:tr>
+        <w:tc>
+          <w:tcPr>
+            <w:tcW w:type="dxa" w:w="900"/>
+          </w:tcPr>
+          <w:p>
+            <w:r>
+              <w:t>6</w:t>
+            </w:r>
+          </w:p>
+        </w:tc>
+        <w:tc>
+          <w:tcPr>
+            <w:tcW w:type="dxa" w:w="2600"/>
+          </w:tcPr>
+          <w:p>
+            <w:r>
+              <w:t>异常闭环与回退</w:t>
+            </w:r>
+          </w:p>
+        </w:tc>
+        <w:tc>
+          <w:tcPr>
+            <w:tcW w:type="dxa" w:w="1100"/>
+          </w:tcPr>
+          <w:p>
+            <w:r>
+              <w:t>中</w:t>
+            </w:r>
+          </w:p>
+        </w:tc>
+        <w:tc>
+          <w:tcPr>
+            <w:tcW w:type="dxa" w:w="4755"/>
+          </w:tcPr>
+          <w:p>
+            <w:r>
+              <w:t>对依赖缺失、参数冲突、算子异常建立定位流程、处置策略与回退路径。</w:t>
+            </w:r>
+          </w:p>
+        </w:tc>
+      </w:tr>
+    </w:tbl>
+    <w:p>
+      <w:pPr>
+        <w:pStyle w:val="3"/>
+      </w:pPr>
+      <w:r>
+        <w:t>2.1.2 OpenSSL</w:t>
+      </w:r>
+    </w:p>
+    <w:p>
+      <w:pPr>
+        <w:pStyle w:val="afa"/>
+      </w:pPr>
+      <w:r>
+        <w:t>OpenSSL 是 PolyOS Server 安全能力底座，直接影响 TLS 通信、证书体系和密码服务的可用性与可信性。参照基线文档第二章“先组件说明、后需求归纳”的结构，本小节围绕 OpenSSL 在 RISC-V 平台的功能边界、模块职责与年度适配重点进行综述。</w:t>
+      </w:r>
+    </w:p>
+    <w:p>
+      <w:pPr>
+        <w:pStyle w:val="afa"/>
+      </w:pPr>
+      <w:r>
+        <w:t>从技术构成看，OpenSSL 主要由 libcrypto、libssl 与证书/工具链体系组成：libcrypto 提供对称/非对称算法、摘要与随机数能力，libssl 提供 TLS 协议栈与会话管理，X.509 与命令行工具负责证书生命周期管理和诊断验证。三者共同决定了服务端安全链路的正确性、互操作性和可运维性。</w:t>
+      </w:r>
+    </w:p>
+    <w:p>
+      <w:pPr>
+        <w:pStyle w:val="afa"/>
+      </w:pPr>
+      <w:r>
+        <w:t>RISC-V 适配需求建议按优先级分层推进：高优先级确保主流 TLS 场景可用（握手、证书校验、会话复用、常用密码套件）；中优先级补齐关键算法在目标架构上的正确性与稳定性验证；低优先级在不破坏语义一致性的前提下引入汇编/向量优化，提升吞吐与时延表现。</w:t>
+      </w:r>
+    </w:p>
+    <w:p>
+      <w:pPr>
+        <w:pStyle w:val="afa"/>
+      </w:pPr>
+      <w:r>
+        <w:t>实施过程中需建立统一证据链：固定编译参数和依赖版本，输出协议互通结果、算法一致性结果、异常日志和回归报告；对涉及补丁或定制优化的变更，必须记录影响范围、回退方案和复测结论。通过标准化交付，将 OpenSSL 适配成果从“单次可用”提升为“持续可维护”。</w:t>
+      </w:r>
+    </w:p>
+    <w:p>
+      <w:pPr>
+        <w:pStyle w:val="a4"/>
+      </w:pPr>
+      <w:r>
+        <w:t>表 2 OpenSSL 功能需求清单</w:t>
+      </w:r>
+    </w:p>
+    <w:tbl>
+      <w:tblPr>
+        <w:tblStyle w:val="af1"/>
+        <w:tblW w:type="auto" w:w="0"/>
+        <w:tblLayout w:type="fixed"/>
+        <w:tblLook w:firstColumn="1" w:firstRow="1" w:lastColumn="0" w:lastRow="0" w:noHBand="0" w:noVBand="1" w:val="04A0"/>
+      </w:tblPr>
+      <w:tblGrid>
+        <w:gridCol w:w="900"/>
+        <w:gridCol w:w="2600"/>
+        <w:gridCol w:w="1100"/>
+        <w:gridCol w:w="4755"/>
+      </w:tblGrid>
+      <w:tr>
+        <w:tc>
+          <w:tcPr>
+            <w:tcW w:type="dxa" w:w="900"/>
+          </w:tcPr>
+          <w:p>
+            <w:r>
+              <w:rPr>
+                <w:b/>
+              </w:rPr>
+              <w:t>序号</w:t>
+            </w:r>
+          </w:p>
+        </w:tc>
+        <w:tc>
+          <w:tcPr>
+            <w:tcW w:type="dxa" w:w="2600"/>
+          </w:tcPr>
+          <w:p>
+            <w:r>
+              <w:rPr>
+                <w:b/>
+              </w:rPr>
+              <w:t>需求</w:t>
+            </w:r>
+          </w:p>
+        </w:tc>
+        <w:tc>
+          <w:tcPr>
+            <w:tcW w:type="dxa" w:w="1100"/>
+          </w:tcPr>
+          <w:p>
+            <w:r>
+              <w:rPr>
+                <w:b/>
+              </w:rPr>
+              <w:t>需求优先级</w:t>
+            </w:r>
+          </w:p>
+        </w:tc>
+        <w:tc>
+          <w:tcPr>
+            <w:tcW w:type="dxa" w:w="4755"/>
+          </w:tcPr>
+          <w:p>
+            <w:r>
+              <w:rPr>
+                <w:b/>
+              </w:rPr>
+              <w:t>需求描述</w:t>
+            </w:r>
+          </w:p>
+        </w:tc>
+      </w:tr>
+      <w:tr>
+        <w:tc>
+          <w:tcPr>
+            <w:tcW w:type="dxa" w:w="900"/>
+          </w:tcPr>
+          <w:p>
+            <w:r>
+              <w:t>1</w:t>
+            </w:r>
+          </w:p>
+        </w:tc>
+        <w:tc>
+          <w:tcPr>
+            <w:tcW w:type="dxa" w:w="2600"/>
+          </w:tcPr>
+          <w:p>
+            <w:r>
+              <w:t>TLS 协议链路可用</w:t>
+            </w:r>
+          </w:p>
+        </w:tc>
+        <w:tc>
+          <w:tcPr>
+            <w:tcW w:type="dxa" w:w="1100"/>
+          </w:tcPr>
+          <w:p>
+            <w:r>
+              <w:t>高</w:t>
+            </w:r>
+          </w:p>
+        </w:tc>
+        <w:tc>
+          <w:tcPr>
+            <w:tcW w:type="dxa" w:w="4755"/>
+          </w:tcPr>
+          <w:p>
+            <w:r>
+              <w:t>完成 TLS 握手、会话复用、证书校验等核心链路验证，保障通信可用性。</w:t>
+            </w:r>
+          </w:p>
+        </w:tc>
+      </w:tr>
+      <w:tr>
+        <w:tc>
+          <w:tcPr>
+            <w:tcW w:type="dxa" w:w="900"/>
+          </w:tcPr>
+          <w:p>
+            <w:r>
+              <w:t>2</w:t>
+            </w:r>
+          </w:p>
+        </w:tc>
+        <w:tc>
+          <w:tcPr>
+            <w:tcW w:type="dxa" w:w="2600"/>
+          </w:tcPr>
+          <w:p>
+            <w:r>
+              <w:t>密码算法正确性</w:t>
+            </w:r>
+          </w:p>
+        </w:tc>
+        <w:tc>
+          <w:tcPr>
+            <w:tcW w:type="dxa" w:w="1100"/>
+          </w:tcPr>
+          <w:p>
+            <w:r>
+              <w:t>高</w:t>
+            </w:r>
+          </w:p>
+        </w:tc>
+        <w:tc>
+          <w:tcPr>
+            <w:tcW w:type="dxa" w:w="4755"/>
+          </w:tcPr>
+          <w:p>
+            <w:r>
+              <w:t>验证常用对称/非对称算法、摘要与签名验签能力，确保结果一致性。</w:t>
+            </w:r>
+          </w:p>
+        </w:tc>
+      </w:tr>
+      <w:tr>
+        <w:tc>
+          <w:tcPr>
+            <w:tcW w:type="dxa" w:w="900"/>
+          </w:tcPr>
+          <w:p>
+            <w:r>
+              <w:t>3</w:t>
+            </w:r>
+          </w:p>
+        </w:tc>
+        <w:tc>
+          <w:tcPr>
+            <w:tcW w:type="dxa" w:w="2600"/>
+          </w:tcPr>
+          <w:p>
+            <w:r>
+              <w:t>证书与密钥管理</w:t>
+            </w:r>
+          </w:p>
+        </w:tc>
+        <w:tc>
+          <w:tcPr>
+            <w:tcW w:type="dxa" w:w="1100"/>
+          </w:tcPr>
+          <w:p>
+            <w:r>
+              <w:t>高</w:t>
+            </w:r>
+          </w:p>
+        </w:tc>
+        <w:tc>
+          <w:tcPr>
+            <w:tcW w:type="dxa" w:w="4755"/>
+          </w:tcPr>
+          <w:p>
+            <w:r>
+              <w:t>覆盖证书链加载、更新、吊销与密钥管理流程，满足运维与审计需求。</w:t>
+            </w:r>
+          </w:p>
+        </w:tc>
+      </w:tr>
+      <w:tr>
+        <w:tc>
+          <w:tcPr>
+            <w:tcW w:type="dxa" w:w="900"/>
+          </w:tcPr>
+          <w:p>
+            <w:r>
+              <w:t>4</w:t>
+            </w:r>
+          </w:p>
+        </w:tc>
+        <w:tc>
+          <w:tcPr>
+            <w:tcW w:type="dxa" w:w="2600"/>
+          </w:tcPr>
+          <w:p>
+            <w:r>
+              <w:t>多版本兼容验证</w:t>
+            </w:r>
+          </w:p>
+        </w:tc>
+        <w:tc>
+          <w:tcPr>
+            <w:tcW w:type="dxa" w:w="1100"/>
+          </w:tcPr>
+          <w:p>
+            <w:r>
+              <w:t>中</w:t>
+            </w:r>
+          </w:p>
+        </w:tc>
+        <w:tc>
+          <w:tcPr>
+            <w:tcW w:type="dxa" w:w="4755"/>
+          </w:tcPr>
+          <w:p>
+            <w:r>
+              <w:t>对主流协议版本和典型配置进行互通测试，降低环境差异引发的故障风险。</w:t>
+            </w:r>
+          </w:p>
+        </w:tc>
+      </w:tr>
+      <w:tr>
+        <w:tc>
+          <w:tcPr>
+            <w:tcW w:type="dxa" w:w="900"/>
+          </w:tcPr>
+          <w:p>
+            <w:r>
+              <w:t>5</w:t>
+            </w:r>
+          </w:p>
+        </w:tc>
+        <w:tc>
+          <w:tcPr>
+            <w:tcW w:type="dxa" w:w="2600"/>
+          </w:tcPr>
+          <w:p>
+            <w:r>
+              <w:t>安全性能基线</w:t>
+            </w:r>
+          </w:p>
+        </w:tc>
+        <w:tc>
+          <w:tcPr>
+            <w:tcW w:type="dxa" w:w="1100"/>
+          </w:tcPr>
+          <w:p>
+            <w:r>
+              <w:t>中</w:t>
+            </w:r>
+          </w:p>
+        </w:tc>
+        <w:tc>
+          <w:tcPr>
+            <w:tcW w:type="dxa" w:w="4755"/>
+          </w:tcPr>
+          <w:p>
+            <w:r>
+              <w:t>建立握手时延、吞吐与失败率基线，支持版本迭代后的对比评估。</w:t>
+            </w:r>
+          </w:p>
+        </w:tc>
+      </w:tr>
+      <w:tr>
+        <w:tc>
+          <w:tcPr>
+            <w:tcW w:type="dxa" w:w="900"/>
+          </w:tcPr>
+          <w:p>
+            <w:r>
+              <w:t>6</w:t>
+            </w:r>
+          </w:p>
+        </w:tc>
+        <w:tc>
+          <w:tcPr>
+            <w:tcW w:type="dxa" w:w="2600"/>
+          </w:tcPr>
+          <w:p>
+            <w:r>
+              <w:t>补丁变更可追溯</w:t>
+            </w:r>
+          </w:p>
+        </w:tc>
+        <w:tc>
+          <w:tcPr>
+            <w:tcW w:type="dxa" w:w="1100"/>
+          </w:tcPr>
+          <w:p>
+            <w:r>
+              <w:t>中</w:t>
+            </w:r>
+          </w:p>
+        </w:tc>
+        <w:tc>
+          <w:tcPr>
+            <w:tcW w:type="dxa" w:w="4755"/>
+          </w:tcPr>
+          <w:p>
+            <w:r>
+              <w:t>对补丁和定制优化记录影响范围、复测结论及回退方案，形成证据链。</w:t>
+            </w:r>
+          </w:p>
+        </w:tc>
+      </w:tr>
+    </w:tbl>
+    <w:p>
+      <w:pPr>
+        <w:pStyle w:val="3"/>
+      </w:pPr>
+      <w:r>
+        <w:t>2.1.3 OpenBLAS</w:t>
+      </w:r>
+    </w:p>
+    <w:p>
+      <w:pPr>
+        <w:pStyle w:val="afa"/>
+      </w:pPr>
+      <w:r>
+        <w:t>OpenBLAS 是科学计算与 AI 基础算子的关键加速库，在 PolyOS Server 中承担矩阵/向量运算性能基座角色。按照基线文档第二章风格，本小节从组件定位、模块组成、架构适配重点和验收要求四个层面概述其功能需求。</w:t>
+      </w:r>
+    </w:p>
+    <w:p>
+      <w:pPr>
+        <w:pStyle w:val="afa"/>
+      </w:pPr>
+      <w:r>
+        <w:t>OpenBLAS 的核心能力包括：一是 BLAS Level1/2/3 基础算子，实现向量与矩阵计算；二是 LAPACK 相关线性代数能力，支撑分解、求解与特征值计算；三是架构相关内核与线程调度机制，决定不同平台上的性能上限；四是与上层数值框架的接口兼容能力，保障工程集成稳定。</w:t>
+      </w:r>
+    </w:p>
+    <w:p>
+      <w:pPr>
+        <w:pStyle w:val="afa"/>
+      </w:pPr>
+      <w:r>
+        <w:t>面向 RISC-V 的功能需求重点在于：针对 RVV 架构完善 GEMM/卷积相关热点路径内核；建立线程模型、缓存分块与内存访问策略的协同优化；保证 LP64/ILP32 等 ABI 组合下的接口兼容和结果一致；通过标准数据集与典型负载验证数值精度、稳定性与可重复性。</w:t>
+      </w:r>
+    </w:p>
+    <w:p>
+      <w:pPr>
+        <w:pStyle w:val="afa"/>
+      </w:pPr>
+      <w:r>
+        <w:t>本年度建议先完成“可用基线”再推进“性能增益”：先确保核心算子功能正确、链接稳定、回归可复现，再按场景引入内核优化。交付物应覆盖编译配置、算子正确性报告、性能基线、资源占用记录及异常复盘，确保 OpenBLAS 适配结果可复核、可追溯、可持续演进。</w:t>
+      </w:r>
+    </w:p>
+    <w:p>
+      <w:pPr>
+        <w:pStyle w:val="a4"/>
+      </w:pPr>
+      <w:r>
+        <w:t>表 3 OpenBLAS 功能需求清单</w:t>
+      </w:r>
+    </w:p>
+    <w:tbl>
+      <w:tblPr>
+        <w:tblStyle w:val="af1"/>
+        <w:tblW w:type="auto" w:w="0"/>
+        <w:tblLayout w:type="fixed"/>
+        <w:tblLook w:firstColumn="1" w:firstRow="1" w:lastColumn="0" w:lastRow="0" w:noHBand="0" w:noVBand="1" w:val="04A0"/>
+      </w:tblPr>
+      <w:tblGrid>
+        <w:gridCol w:w="900"/>
+        <w:gridCol w:w="2600"/>
+        <w:gridCol w:w="1100"/>
+        <w:gridCol w:w="4755"/>
+      </w:tblGrid>
+      <w:tr>
+        <w:tc>
+          <w:tcPr>
+            <w:tcW w:type="dxa" w:w="900"/>
+          </w:tcPr>
+          <w:p>
+            <w:r>
+              <w:rPr>
+                <w:b/>
+              </w:rPr>
+              <w:t>序号</w:t>
+            </w:r>
+          </w:p>
+        </w:tc>
+        <w:tc>
+          <w:tcPr>
+            <w:tcW w:type="dxa" w:w="2600"/>
+          </w:tcPr>
+          <w:p>
+            <w:r>
+              <w:rPr>
+                <w:b/>
+              </w:rPr>
+              <w:t>需求</w:t>
+            </w:r>
+          </w:p>
+        </w:tc>
+        <w:tc>
+          <w:tcPr>
+            <w:tcW w:type="dxa" w:w="1100"/>
+          </w:tcPr>
+          <w:p>
+            <w:r>
+              <w:rPr>
+                <w:b/>
+              </w:rPr>
+              <w:t>需求优先级</w:t>
+            </w:r>
+          </w:p>
+        </w:tc>
+        <w:tc>
+          <w:tcPr>
+            <w:tcW w:type="dxa" w:w="4755"/>
+          </w:tcPr>
+          <w:p>
+            <w:r>
+              <w:rPr>
+                <w:b/>
+              </w:rPr>
+              <w:t>需求描述</w:t>
+            </w:r>
+          </w:p>
+        </w:tc>
+      </w:tr>
+      <w:tr>
+        <w:tc>
+          <w:tcPr>
+            <w:tcW w:type="dxa" w:w="900"/>
+          </w:tcPr>
+          <w:p>
+            <w:r>
+              <w:t>1</w:t>
+            </w:r>
+          </w:p>
+        </w:tc>
+        <w:tc>
+          <w:tcPr>
+            <w:tcW w:type="dxa" w:w="2600"/>
+          </w:tcPr>
+          <w:p>
+            <w:r>
+              <w:t>核心算子可用性</w:t>
+            </w:r>
+          </w:p>
+        </w:tc>
+        <w:tc>
+          <w:tcPr>
+            <w:tcW w:type="dxa" w:w="1100"/>
+          </w:tcPr>
+          <w:p>
+            <w:r>
+              <w:t>高</w:t>
+            </w:r>
+          </w:p>
+        </w:tc>
+        <w:tc>
+          <w:tcPr>
+            <w:tcW w:type="dxa" w:w="4755"/>
+          </w:tcPr>
+          <w:p>
+            <w:r>
+              <w:t>完成 BLAS/LAPACK 核心算子构建与正确性验证，确保基础数值能力可用。</w:t>
+            </w:r>
+          </w:p>
+        </w:tc>
+      </w:tr>
+      <w:tr>
+        <w:tc>
+          <w:tcPr>
+            <w:tcW w:type="dxa" w:w="900"/>
+          </w:tcPr>
+          <w:p>
+            <w:r>
+              <w:t>2</w:t>
+            </w:r>
+          </w:p>
+        </w:tc>
+        <w:tc>
+          <w:tcPr>
+            <w:tcW w:type="dxa" w:w="2600"/>
+          </w:tcPr>
+          <w:p>
+            <w:r>
+              <w:t>RVV 热点内核适配</w:t>
+            </w:r>
+          </w:p>
+        </w:tc>
+        <w:tc>
+          <w:tcPr>
+            <w:tcW w:type="dxa" w:w="1100"/>
+          </w:tcPr>
+          <w:p>
+            <w:r>
+              <w:t>高</w:t>
+            </w:r>
+          </w:p>
+        </w:tc>
+        <w:tc>
+          <w:tcPr>
+            <w:tcW w:type="dxa" w:w="4755"/>
+          </w:tcPr>
+          <w:p>
+            <w:r>
+              <w:t>针对 GEMM 等热点路径建立 RVV 优化实现，提升关键算子执行效率。</w:t>
+            </w:r>
+          </w:p>
+        </w:tc>
+      </w:tr>
+      <w:tr>
+        <w:tc>
+          <w:tcPr>
+            <w:tcW w:type="dxa" w:w="900"/>
+          </w:tcPr>
+          <w:p>
+            <w:r>
+              <w:t>3</w:t>
+            </w:r>
+          </w:p>
+        </w:tc>
+        <w:tc>
+          <w:tcPr>
+            <w:tcW w:type="dxa" w:w="2600"/>
+          </w:tcPr>
+          <w:p>
+            <w:r>
+              <w:t>线程与调度稳定性</w:t>
+            </w:r>
+          </w:p>
+        </w:tc>
+        <w:tc>
+          <w:tcPr>
+            <w:tcW w:type="dxa" w:w="1100"/>
+          </w:tcPr>
+          <w:p>
+            <w:r>
+              <w:t>高</w:t>
+            </w:r>
+          </w:p>
+        </w:tc>
+        <w:tc>
+          <w:tcPr>
+            <w:tcW w:type="dxa" w:w="4755"/>
+          </w:tcPr>
+          <w:p>
+            <w:r>
+              <w:t>验证线程模型、任务分块与并发执行稳定性，避免高负载下性能波动。</w:t>
+            </w:r>
+          </w:p>
+        </w:tc>
+      </w:tr>
+      <w:tr>
+        <w:tc>
+          <w:tcPr>
+            <w:tcW w:type="dxa" w:w="900"/>
+          </w:tcPr>
+          <w:p>
+            <w:r>
+              <w:t>4</w:t>
+            </w:r>
+          </w:p>
+        </w:tc>
+        <w:tc>
+          <w:tcPr>
+            <w:tcW w:type="dxa" w:w="2600"/>
+          </w:tcPr>
+          <w:p>
+            <w:r>
+              <w:t>ABI 与链接兼容</w:t>
+            </w:r>
+          </w:p>
+        </w:tc>
+        <w:tc>
+          <w:tcPr>
+            <w:tcW w:type="dxa" w:w="1100"/>
+          </w:tcPr>
+          <w:p>
+            <w:r>
+              <w:t>中</w:t>
+            </w:r>
+          </w:p>
+        </w:tc>
+        <w:tc>
+          <w:tcPr>
+            <w:tcW w:type="dxa" w:w="4755"/>
+          </w:tcPr>
+          <w:p>
+            <w:r>
+              <w:t>在不同 ABI 与链接组合下验证接口兼容性，确保上层框架可稳定集成。</w:t>
+            </w:r>
+          </w:p>
+        </w:tc>
+      </w:tr>
+      <w:tr>
+        <w:tc>
+          <w:tcPr>
+            <w:tcW w:type="dxa" w:w="900"/>
+          </w:tcPr>
+          <w:p>
+            <w:r>
+              <w:t>5</w:t>
+            </w:r>
+          </w:p>
+        </w:tc>
+        <w:tc>
+          <w:tcPr>
+            <w:tcW w:type="dxa" w:w="2600"/>
+          </w:tcPr>
+          <w:p>
+            <w:r>
+              <w:t>数值精度与一致性</w:t>
+            </w:r>
+          </w:p>
+        </w:tc>
+        <w:tc>
+          <w:tcPr>
+            <w:tcW w:type="dxa" w:w="1100"/>
+          </w:tcPr>
+          <w:p>
+            <w:r>
+              <w:t>中</w:t>
+            </w:r>
+          </w:p>
+        </w:tc>
+        <w:tc>
+          <w:tcPr>
+            <w:tcW w:type="dxa" w:w="4755"/>
+          </w:tcPr>
+          <w:p>
+            <w:r>
+              <w:t>通过标准数据集与对照实现验证精度误差边界，保障结果可重复。</w:t>
+            </w:r>
+          </w:p>
+        </w:tc>
+      </w:tr>
+      <w:tr>
+        <w:tc>
+          <w:tcPr>
+            <w:tcW w:type="dxa" w:w="900"/>
+          </w:tcPr>
+          <w:p>
+            <w:r>
+              <w:t>6</w:t>
+            </w:r>
+          </w:p>
+        </w:tc>
+        <w:tc>
+          <w:tcPr>
+            <w:tcW w:type="dxa" w:w="2600"/>
+          </w:tcPr>
+          <w:p>
+            <w:r>
+              <w:t>性能与资源基线</w:t>
+            </w:r>
+          </w:p>
+        </w:tc>
+        <w:tc>
+          <w:tcPr>
+            <w:tcW w:type="dxa" w:w="1100"/>
+          </w:tcPr>
+          <w:p>
+            <w:r>
+              <w:t>中</w:t>
+            </w:r>
+          </w:p>
+        </w:tc>
+        <w:tc>
+          <w:tcPr>
+            <w:tcW w:type="dxa" w:w="4755"/>
+          </w:tcPr>
+          <w:p>
+            <w:r>
+              <w:t>沉淀吞吐、时延、内存与 CPU 占用基线，为后续优化提供评估依据。</w:t>
+            </w:r>
+          </w:p>
+        </w:tc>
+      </w:tr>
+    </w:tbl>
+    <w:p>
+      <w:pPr>
+        <w:pStyle w:val="2"/>
+      </w:pPr>
+      <w:r>
+        <w:t>2.2 服务器语言运行时环境支持</w:t>
+      </w:r>
+    </w:p>
+    <w:p>
+      <w:pPr>
+        <w:pStyle w:val="3"/>
+      </w:pPr>
+      <w:r>
+        <w:t>2.2.1 Java</w:t>
+      </w:r>
+    </w:p>
+    <w:p>
+      <w:pPr>
+        <w:pStyle w:val="afa"/>
+      </w:pPr>
+      <w:r>
+        <w:t>Java 运行时（以 OpenJDK 为核心）是服务器软件生态的重要承载层，直接关系到中间件、数据服务与企业应用在 RISC-V 平台上的部署可行性。参照基线文档第二章结构，本小节从运行时组成、移植边界、关键需求与验收口径四方面进行功能综述。</w:t>
+      </w:r>
+    </w:p>
+    <w:p>
+      <w:pPr>
+        <w:pStyle w:val="afa"/>
+      </w:pPr>
+      <w:r>
+        <w:t>从体系结构看，Java 运行时能力主要由四部分构成：其一，HotSpot 执行引擎（解释执行与 JIT 编译）；其二，垃圾回收与内存管理机制；其三，类库与模块系统；其四，诊断与运维工具链。上述模块共同决定 Java 应用在目标平台上的可运行性、性能表现和故障可定位性。</w:t>
+      </w:r>
+    </w:p>
+    <w:p>
+      <w:pPr>
+        <w:pStyle w:val="afa"/>
+      </w:pPr>
+      <w:r>
+        <w:t>RISC-V 适配需求建议按“基线可用—能力完善—性能提升”推进：优先保证 RV64G 路线下核心应用可稳定运行；同步验证解释器/JIT 与 JNI、线程、信号、容器环境的兼容性；在基线稳定后再推进 GC 参数调优、热点路径优化和版本演进验证，降低大规模上线风险。</w:t>
+      </w:r>
+    </w:p>
+    <w:p>
+      <w:pPr>
+        <w:pStyle w:val="afa"/>
+      </w:pPr>
+      <w:r>
+        <w:t>本阶段交付需强调可验证证据：包括版本矩阵、构建参数、典型应用运行结果、兼容性测试、性能基线与异常清单。对移植或补丁类改动，应记录变更动机、影响范围、回退路径和复测结果，并与第三章需求条目建立映射，以支持研发、测试与运维协同。</w:t>
+      </w:r>
+    </w:p>
+    <w:p>
+      <w:pPr>
+        <w:pStyle w:val="a4"/>
+      </w:pPr>
+      <w:r>
+        <w:t>表 4 Java 功能需求清单</w:t>
+      </w:r>
+    </w:p>
+    <w:tbl>
+      <w:tblPr>
+        <w:tblStyle w:val="af1"/>
+        <w:tblW w:type="auto" w:w="0"/>
+        <w:tblLayout w:type="fixed"/>
+        <w:tblLook w:firstColumn="1" w:firstRow="1" w:lastColumn="0" w:lastRow="0" w:noHBand="0" w:noVBand="1" w:val="04A0"/>
+      </w:tblPr>
+      <w:tblGrid>
+        <w:gridCol w:w="900"/>
+        <w:gridCol w:w="2600"/>
+        <w:gridCol w:w="1100"/>
+        <w:gridCol w:w="4755"/>
+      </w:tblGrid>
+      <w:tr>
+        <w:tc>
+          <w:tcPr>
+            <w:tcW w:type="dxa" w:w="900"/>
+          </w:tcPr>
+          <w:p>
+            <w:r>
+              <w:rPr>
+                <w:b/>
+              </w:rPr>
+              <w:t>序号</w:t>
+            </w:r>
+          </w:p>
+        </w:tc>
+        <w:tc>
+          <w:tcPr>
+            <w:tcW w:type="dxa" w:w="2600"/>
+          </w:tcPr>
+          <w:p>
+            <w:r>
+              <w:rPr>
+                <w:b/>
+              </w:rPr>
+              <w:t>需求</w:t>
+            </w:r>
+          </w:p>
+        </w:tc>
+        <w:tc>
+          <w:tcPr>
+            <w:tcW w:type="dxa" w:w="1100"/>
+          </w:tcPr>
+          <w:p>
+            <w:r>
+              <w:rPr>
+                <w:b/>
+              </w:rPr>
+              <w:t>需求优先级</w:t>
+            </w:r>
+          </w:p>
+        </w:tc>
+        <w:tc>
+          <w:tcPr>
+            <w:tcW w:type="dxa" w:w="4755"/>
+          </w:tcPr>
+          <w:p>
+            <w:r>
+              <w:rPr>
+                <w:b/>
+              </w:rPr>
+              <w:t>需求描述</w:t>
+            </w:r>
+          </w:p>
+        </w:tc>
+      </w:tr>
+      <w:tr>
+        <w:tc>
+          <w:tcPr>
+            <w:tcW w:type="dxa" w:w="900"/>
+          </w:tcPr>
+          <w:p>
+            <w:r>
+              <w:t>1</w:t>
+            </w:r>
+          </w:p>
+        </w:tc>
+        <w:tc>
+          <w:tcPr>
+            <w:tcW w:type="dxa" w:w="2600"/>
+          </w:tcPr>
+          <w:p>
+            <w:r>
+              <w:t>RV64G 基线运行</w:t>
+            </w:r>
+          </w:p>
+        </w:tc>
+        <w:tc>
+          <w:tcPr>
+            <w:tcW w:type="dxa" w:w="1100"/>
+          </w:tcPr>
+          <w:p>
+            <w:r>
+              <w:t>高</w:t>
+            </w:r>
+          </w:p>
+        </w:tc>
+        <w:tc>
+          <w:tcPr>
+            <w:tcW w:type="dxa" w:w="4755"/>
+          </w:tcPr>
+          <w:p>
+            <w:r>
+              <w:t>保障 OpenJDK 在 RV64G 路线下完成安装、启动和典型业务应用运行。</w:t>
+            </w:r>
+          </w:p>
+        </w:tc>
+      </w:tr>
+      <w:tr>
+        <w:tc>
+          <w:tcPr>
+            <w:tcW w:type="dxa" w:w="900"/>
+          </w:tcPr>
+          <w:p>
+            <w:r>
+              <w:t>2</w:t>
+            </w:r>
+          </w:p>
+        </w:tc>
+        <w:tc>
+          <w:tcPr>
+            <w:tcW w:type="dxa" w:w="2600"/>
+          </w:tcPr>
+          <w:p>
+            <w:r>
+              <w:t>JVM 执行链路兼容</w:t>
+            </w:r>
+          </w:p>
+        </w:tc>
+        <w:tc>
+          <w:tcPr>
+            <w:tcW w:type="dxa" w:w="1100"/>
+          </w:tcPr>
+          <w:p>
+            <w:r>
+              <w:t>高</w:t>
+            </w:r>
+          </w:p>
+        </w:tc>
+        <w:tc>
+          <w:tcPr>
+            <w:tcW w:type="dxa" w:w="4755"/>
+          </w:tcPr>
+          <w:p>
+            <w:r>
+              <w:t>验证解释执行、JIT 编译与类加载机制在目标平台上的稳定性。</w:t>
+            </w:r>
+          </w:p>
+        </w:tc>
+      </w:tr>
+      <w:tr>
+        <w:tc>
+          <w:tcPr>
+            <w:tcW w:type="dxa" w:w="900"/>
+          </w:tcPr>
+          <w:p>
+            <w:r>
+              <w:t>3</w:t>
+            </w:r>
+          </w:p>
+        </w:tc>
+        <w:tc>
+          <w:tcPr>
+            <w:tcW w:type="dxa" w:w="2600"/>
+          </w:tcPr>
+          <w:p>
+            <w:r>
+              <w:t>GC 与并发稳定性</w:t>
+            </w:r>
+          </w:p>
+        </w:tc>
+        <w:tc>
+          <w:tcPr>
+            <w:tcW w:type="dxa" w:w="1100"/>
+          </w:tcPr>
+          <w:p>
+            <w:r>
+              <w:t>高</w:t>
+            </w:r>
+          </w:p>
+        </w:tc>
+        <w:tc>
+          <w:tcPr>
+            <w:tcW w:type="dxa" w:w="4755"/>
+          </w:tcPr>
+          <w:p>
+            <w:r>
+              <w:t>覆盖 GC、线程调度、信号处理等关键机制，满足服务长期运行要求。</w:t>
+            </w:r>
+          </w:p>
+        </w:tc>
+      </w:tr>
+      <w:tr>
+        <w:tc>
+          <w:tcPr>
+            <w:tcW w:type="dxa" w:w="900"/>
+          </w:tcPr>
+          <w:p>
+            <w:r>
+              <w:t>4</w:t>
+            </w:r>
+          </w:p>
+        </w:tc>
+        <w:tc>
+          <w:tcPr>
+            <w:tcW w:type="dxa" w:w="2600"/>
+          </w:tcPr>
+          <w:p>
+            <w:r>
+              <w:t>JNI 与本地库互操作</w:t>
+            </w:r>
+          </w:p>
+        </w:tc>
+        <w:tc>
+          <w:tcPr>
+            <w:tcW w:type="dxa" w:w="1100"/>
+          </w:tcPr>
+          <w:p>
+            <w:r>
+              <w:t>中</w:t>
+            </w:r>
+          </w:p>
+        </w:tc>
+        <w:tc>
+          <w:tcPr>
+            <w:tcW w:type="dxa" w:w="4755"/>
+          </w:tcPr>
+          <w:p>
+            <w:r>
+              <w:t>验证 JNI 调用、动态库加载与系统接口兼容，减少跨语言调用风险。</w:t>
+            </w:r>
+          </w:p>
+        </w:tc>
+      </w:tr>
+      <w:tr>
+        <w:tc>
+          <w:tcPr>
+            <w:tcW w:type="dxa" w:w="900"/>
+          </w:tcPr>
+          <w:p>
+            <w:r>
+              <w:t>5</w:t>
+            </w:r>
+          </w:p>
+        </w:tc>
+        <w:tc>
+          <w:tcPr>
+            <w:tcW w:type="dxa" w:w="2600"/>
+          </w:tcPr>
+          <w:p>
+            <w:r>
+              <w:t>容器化与诊断能力</w:t>
+            </w:r>
+          </w:p>
+        </w:tc>
+        <w:tc>
+          <w:tcPr>
+            <w:tcW w:type="dxa" w:w="1100"/>
+          </w:tcPr>
+          <w:p>
+            <w:r>
+              <w:t>中</w:t>
+            </w:r>
+          </w:p>
+        </w:tc>
+        <w:tc>
+          <w:tcPr>
+            <w:tcW w:type="dxa" w:w="4755"/>
+          </w:tcPr>
+          <w:p>
+            <w:r>
+              <w:t>确保在容器环境中具备日志、线程栈、故障转储等诊断与运维能力。</w:t>
+            </w:r>
+          </w:p>
+        </w:tc>
+      </w:tr>
+      <w:tr>
+        <w:tc>
+          <w:tcPr>
+            <w:tcW w:type="dxa" w:w="900"/>
+          </w:tcPr>
+          <w:p>
+            <w:r>
+              <w:t>6</w:t>
+            </w:r>
+          </w:p>
+        </w:tc>
+        <w:tc>
+          <w:tcPr>
+            <w:tcW w:type="dxa" w:w="2600"/>
+          </w:tcPr>
+          <w:p>
+            <w:r>
+              <w:t>版本演进回归</w:t>
+            </w:r>
+          </w:p>
+        </w:tc>
+        <w:tc>
+          <w:tcPr>
+            <w:tcW w:type="dxa" w:w="1100"/>
+          </w:tcPr>
+          <w:p>
+            <w:r>
+              <w:t>中</w:t>
+            </w:r>
+          </w:p>
+        </w:tc>
+        <w:tc>
+          <w:tcPr>
+            <w:tcW w:type="dxa" w:w="4755"/>
+          </w:tcPr>
+          <w:p>
+            <w:r>
+              <w:t>建立版本矩阵与回归机制，支持 JDK 升级后的行为一致性验证。</w:t>
+            </w:r>
+          </w:p>
+        </w:tc>
+      </w:tr>
+    </w:tbl>
+    <w:p>
+      <w:pPr>
+        <w:pStyle w:val="3"/>
+      </w:pPr>
+      <w:r>
+        <w:t>2.2.2 Rust</w:t>
+      </w:r>
+    </w:p>
+    <w:p>
+      <w:pPr>
+        <w:pStyle w:val="afa"/>
+      </w:pPr>
+      <w:r>
+        <w:t>Rust 工具链（rustc/cargo/标准库）是构建系统组件与高可靠服务的重要基础，在 PolyOS Server 中承担“安全开发能力底座”角色。参考基线文档第二章的表述方式，本小节围绕 Rust 生态在 RISC-V 平台上的功能范围和实施重点进行综述。</w:t>
+      </w:r>
+    </w:p>
+    <w:p>
+      <w:pPr>
+        <w:pStyle w:val="afa"/>
+      </w:pPr>
+      <w:r>
+        <w:t>从功能组成看，Rust 适配工作主要涉及：编译器前端与 LLVM 后端协同、目标三元组与链接流程、标准库与常用 crate 生态可用性、构建与发布链路（cargo）稳定性。上述环节任一失配都可能导致“可编译但不可部署”或“可运行但不可维护”的工程风险。</w:t>
+      </w:r>
+    </w:p>
+    <w:p>
+      <w:pPr>
+        <w:pStyle w:val="afa"/>
+      </w:pPr>
+      <w:r>
+        <w:t>面向 RISC-V 的关键需求包括：保证主流目标三元组下构建流程一致；验证与系统 C 运行时、链接器、调试工具的兼容；补齐核心依赖库在目标平台的可构建与可测试能力；建立交叉编译与原生编译双路径回归机制，确保版本迭代后行为不漂移。</w:t>
+      </w:r>
+    </w:p>
+    <w:p>
+      <w:pPr>
+        <w:pStyle w:val="afa"/>
+      </w:pPr>
+      <w:r>
+        <w:t>实施策略上，Rust 子项应输出统一格式的交付证据：工具链版本清单、构建脚本与参数、代表性 crate 验证结果、性能与资源基线、已知问题与规避建议。通过规范化交付，将 Rust 支持能力沉淀为可复用工程资产，支撑后续版本持续扩展。</w:t>
+      </w:r>
+    </w:p>
+    <w:p>
+      <w:pPr>
+        <w:pStyle w:val="a4"/>
+      </w:pPr>
+      <w:r>
+        <w:t>表 5 Rust 功能需求清单</w:t>
+      </w:r>
+    </w:p>
+    <w:tbl>
+      <w:tblPr>
+        <w:tblStyle w:val="af1"/>
+        <w:tblW w:type="auto" w:w="0"/>
+        <w:tblLayout w:type="fixed"/>
+        <w:tblLook w:firstColumn="1" w:firstRow="1" w:lastColumn="0" w:lastRow="0" w:noHBand="0" w:noVBand="1" w:val="04A0"/>
+      </w:tblPr>
+      <w:tblGrid>
+        <w:gridCol w:w="900"/>
+        <w:gridCol w:w="2600"/>
+        <w:gridCol w:w="1100"/>
+        <w:gridCol w:w="4755"/>
+      </w:tblGrid>
+      <w:tr>
+        <w:tc>
+          <w:tcPr>
+            <w:tcW w:type="dxa" w:w="900"/>
+          </w:tcPr>
+          <w:p>
+            <w:r>
+              <w:rPr>
+                <w:b/>
+              </w:rPr>
+              <w:t>序号</w:t>
+            </w:r>
+          </w:p>
+        </w:tc>
+        <w:tc>
+          <w:tcPr>
+            <w:tcW w:type="dxa" w:w="2600"/>
+          </w:tcPr>
+          <w:p>
+            <w:r>
+              <w:rPr>
+                <w:b/>
+              </w:rPr>
+              <w:t>需求</w:t>
+            </w:r>
+          </w:p>
+        </w:tc>
+        <w:tc>
+          <w:tcPr>
+            <w:tcW w:type="dxa" w:w="1100"/>
+          </w:tcPr>
+          <w:p>
+            <w:r>
+              <w:rPr>
+                <w:b/>
+              </w:rPr>
+              <w:t>需求优先级</w:t>
+            </w:r>
+          </w:p>
+        </w:tc>
+        <w:tc>
+          <w:tcPr>
+            <w:tcW w:type="dxa" w:w="4755"/>
+          </w:tcPr>
+          <w:p>
+            <w:r>
+              <w:rPr>
+                <w:b/>
+              </w:rPr>
+              <w:t>需求描述</w:t>
+            </w:r>
+          </w:p>
+        </w:tc>
+      </w:tr>
+      <w:tr>
+        <w:tc>
+          <w:tcPr>
+            <w:tcW w:type="dxa" w:w="900"/>
+          </w:tcPr>
+          <w:p>
+            <w:r>
+              <w:t>1</w:t>
+            </w:r>
+          </w:p>
+        </w:tc>
+        <w:tc>
+          <w:tcPr>
+            <w:tcW w:type="dxa" w:w="2600"/>
+          </w:tcPr>
+          <w:p>
+            <w:r>
+              <w:t>工具链构建可用</w:t>
+            </w:r>
+          </w:p>
+        </w:tc>
+        <w:tc>
+          <w:tcPr>
+            <w:tcW w:type="dxa" w:w="1100"/>
+          </w:tcPr>
+          <w:p>
+            <w:r>
+              <w:t>高</w:t>
+            </w:r>
+          </w:p>
+        </w:tc>
+        <w:tc>
+          <w:tcPr>
+            <w:tcW w:type="dxa" w:w="4755"/>
+          </w:tcPr>
+          <w:p>
+            <w:r>
+              <w:t>保障 rustc/cargo 在目标三元组下可稳定构建，形成可复用构建链路。</w:t>
+            </w:r>
+          </w:p>
+        </w:tc>
+      </w:tr>
+      <w:tr>
+        <w:tc>
+          <w:tcPr>
+            <w:tcW w:type="dxa" w:w="900"/>
+          </w:tcPr>
+          <w:p>
+            <w:r>
+              <w:t>2</w:t>
+            </w:r>
+          </w:p>
+        </w:tc>
+        <w:tc>
+          <w:tcPr>
+            <w:tcW w:type="dxa" w:w="2600"/>
+          </w:tcPr>
+          <w:p>
+            <w:r>
+              <w:t>标准库与生态可用</w:t>
+            </w:r>
+          </w:p>
+        </w:tc>
+        <w:tc>
+          <w:tcPr>
+            <w:tcW w:type="dxa" w:w="1100"/>
+          </w:tcPr>
+          <w:p>
+            <w:r>
+              <w:t>高</w:t>
+            </w:r>
+          </w:p>
+        </w:tc>
+        <w:tc>
+          <w:tcPr>
+            <w:tcW w:type="dxa" w:w="4755"/>
+          </w:tcPr>
+          <w:p>
+            <w:r>
+              <w:t>验证标准库与代表性 crate 的构建、测试与运行能力，覆盖常见服务场景。</w:t>
+            </w:r>
+          </w:p>
+        </w:tc>
+      </w:tr>
+      <w:tr>
+        <w:tc>
+          <w:tcPr>
+            <w:tcW w:type="dxa" w:w="900"/>
+          </w:tcPr>
+          <w:p>
+            <w:r>
+              <w:t>3</w:t>
+            </w:r>
+          </w:p>
+        </w:tc>
+        <w:tc>
+          <w:tcPr>
+            <w:tcW w:type="dxa" w:w="2600"/>
+          </w:tcPr>
+          <w:p>
+            <w:r>
+              <w:t>交叉/原生一致性</w:t>
+            </w:r>
+          </w:p>
+        </w:tc>
+        <w:tc>
+          <w:tcPr>
+            <w:tcW w:type="dxa" w:w="1100"/>
+          </w:tcPr>
+          <w:p>
+            <w:r>
+              <w:t>高</w:t>
+            </w:r>
+          </w:p>
+        </w:tc>
+        <w:tc>
+          <w:tcPr>
+            <w:tcW w:type="dxa" w:w="4755"/>
+          </w:tcPr>
+          <w:p>
+            <w:r>
+              <w:t>建立交叉编译与原生编译双路径验证，确保产物行为与测试结论一致。</w:t>
+            </w:r>
+          </w:p>
+        </w:tc>
+      </w:tr>
+      <w:tr>
+        <w:tc>
+          <w:tcPr>
+            <w:tcW w:type="dxa" w:w="900"/>
+          </w:tcPr>
+          <w:p>
+            <w:r>
+              <w:t>4</w:t>
+            </w:r>
+          </w:p>
+        </w:tc>
+        <w:tc>
+          <w:tcPr>
+            <w:tcW w:type="dxa" w:w="2600"/>
+          </w:tcPr>
+          <w:p>
+            <w:r>
+              <w:t>链接与调试兼容</w:t>
+            </w:r>
+          </w:p>
+        </w:tc>
+        <w:tc>
+          <w:tcPr>
+            <w:tcW w:type="dxa" w:w="1100"/>
+          </w:tcPr>
+          <w:p>
+            <w:r>
+              <w:t>中</w:t>
+            </w:r>
+          </w:p>
+        </w:tc>
+        <w:tc>
+          <w:tcPr>
+            <w:tcW w:type="dxa" w:w="4755"/>
+          </w:tcPr>
+          <w:p>
+            <w:r>
+              <w:t>验证链接器、调试器与运行时依赖组合，提升问题定位效率。</w:t>
+            </w:r>
+          </w:p>
+        </w:tc>
+      </w:tr>
+      <w:tr>
+        <w:tc>
+          <w:tcPr>
+            <w:tcW w:type="dxa" w:w="900"/>
+          </w:tcPr>
+          <w:p>
+            <w:r>
+              <w:t>5</w:t>
+            </w:r>
+          </w:p>
+        </w:tc>
+        <w:tc>
+          <w:tcPr>
+            <w:tcW w:type="dxa" w:w="2600"/>
+          </w:tcPr>
+          <w:p>
+            <w:r>
+              <w:t>发布与安全检查</w:t>
+            </w:r>
+          </w:p>
+        </w:tc>
+        <w:tc>
+          <w:tcPr>
+            <w:tcW w:type="dxa" w:w="1100"/>
+          </w:tcPr>
+          <w:p>
+            <w:r>
+              <w:t>中</w:t>
+            </w:r>
+          </w:p>
+        </w:tc>
+        <w:tc>
+          <w:tcPr>
+            <w:tcW w:type="dxa" w:w="4755"/>
+          </w:tcPr>
+          <w:p>
+            <w:r>
+              <w:t>覆盖二进制发布、依赖锁定与基础安全检查，保障交付可控可追溯。</w:t>
+            </w:r>
+          </w:p>
+        </w:tc>
+      </w:tr>
+      <w:tr>
+        <w:tc>
+          <w:tcPr>
+            <w:tcW w:type="dxa" w:w="900"/>
+          </w:tcPr>
+          <w:p>
+            <w:r>
+              <w:t>6</w:t>
+            </w:r>
+          </w:p>
+        </w:tc>
+        <w:tc>
+          <w:tcPr>
+            <w:tcW w:type="dxa" w:w="2600"/>
+          </w:tcPr>
+          <w:p>
+            <w:r>
+              <w:t>持续回归机制</w:t>
+            </w:r>
+          </w:p>
+        </w:tc>
+        <w:tc>
+          <w:tcPr>
+            <w:tcW w:type="dxa" w:w="1100"/>
+          </w:tcPr>
+          <w:p>
+            <w:r>
+              <w:t>中</w:t>
+            </w:r>
+          </w:p>
+        </w:tc>
+        <w:tc>
+          <w:tcPr>
+            <w:tcW w:type="dxa" w:w="4755"/>
+          </w:tcPr>
+          <w:p>
+            <w:r>
+              <w:t>沉淀版本基线、构建日志与异常清单，支撑后续版本持续演进。</w:t>
+            </w:r>
+          </w:p>
+        </w:tc>
+      </w:tr>
+    </w:tbl>
+    <w:p>
+      <w:pPr>
+        <w:pStyle w:val="3"/>
+      </w:pPr>
+      <w:r>
+        <w:t>2.2.3 JavaScript</w:t>
+      </w:r>
+    </w:p>
+    <w:p>
+      <w:pPr>
+        <w:pStyle w:val="afa"/>
+      </w:pPr>
+      <w:r>
+        <w:t>JavaScript 运行时（Node.js + V8）是服务器脚本化与轻量服务的重要执行环境，关系到自动化任务、网关服务和工具链生态在 RISC-V 平台上的可用性。参照基线文档第二章写法，本小节先说明运行时构成，再归纳适配需求与交付标准。</w:t>
+      </w:r>
+    </w:p>
+    <w:p>
+      <w:pPr>
+        <w:pStyle w:val="afa"/>
+      </w:pPr>
+      <w:r>
+        <w:t>从系统组成看，JavaScript 运行时可分为四层：V8 解释/JIT 执行层、Node.js 系统接口层（含异步 I/O 与事件循环）、包管理与构建生态层、Wasm 与本地扩展协同层。四层能力共同决定脚本执行效率、服务稳定性、生态兼容性与问题可定位能力。</w:t>
+      </w:r>
+    </w:p>
+    <w:p>
+      <w:pPr>
+        <w:pStyle w:val="afa"/>
+      </w:pPr>
+      <w:r>
+        <w:t>RISC-V 侧功能需求建议重点覆盖：构建系统对 riscv64 路线的稳定支持与产物一致性；基础指令集与常用扩展指令相关路径的正确性验证；V8 垃圾回收、JIT、Wasm 等关键机制在目标平台上的稳定运行；以及高并发场景下时延、吞吐、失败率等指标的基线化管理。</w:t>
+      </w:r>
+    </w:p>
+    <w:p>
+      <w:pPr>
+        <w:pStyle w:val="afa"/>
+      </w:pPr>
+      <w:r>
+        <w:t>本阶段采用“先稳定、后优化”的实施策略：先保障核心业务脚本和典型 Node.js 服务可持续运行，再逐步推进性能优化与扩展能力增强。交付物需包含版本与依赖矩阵、功能验证报告、性能对比结果、异常闭环记录及回归结论，确保 JavaScript 子项具备可验收、可运维、可演进属性。</w:t>
+      </w:r>
+    </w:p>
+    <w:p>
+      <w:pPr>
+        <w:pStyle w:val="a4"/>
+      </w:pPr>
+      <w:r>
+        <w:t>表 6 JavaScript 功能需求清单</w:t>
+      </w:r>
+    </w:p>
+    <w:tbl>
+      <w:tblPr>
+        <w:tblStyle w:val="af1"/>
+        <w:tblW w:type="auto" w:w="0"/>
+        <w:tblLayout w:type="fixed"/>
+        <w:tblLook w:firstColumn="1" w:firstRow="1" w:lastColumn="0" w:lastRow="0" w:noHBand="0" w:noVBand="1" w:val="04A0"/>
+      </w:tblPr>
+      <w:tblGrid>
+        <w:gridCol w:w="900"/>
+        <w:gridCol w:w="2600"/>
+        <w:gridCol w:w="1100"/>
+        <w:gridCol w:w="4755"/>
+      </w:tblGrid>
+      <w:tr>
+        <w:tc>
+          <w:tcPr>
+            <w:tcW w:type="dxa" w:w="900"/>
+          </w:tcPr>
+          <w:p>
+            <w:r>
+              <w:rPr>
+                <w:b/>
+              </w:rPr>
+              <w:t>序号</w:t>
+            </w:r>
+          </w:p>
+        </w:tc>
+        <w:tc>
+          <w:tcPr>
+            <w:tcW w:type="dxa" w:w="2600"/>
+          </w:tcPr>
+          <w:p>
+            <w:r>
+              <w:rPr>
+                <w:b/>
+              </w:rPr>
+              <w:t>需求</w:t>
+            </w:r>
+          </w:p>
+        </w:tc>
+        <w:tc>
+          <w:tcPr>
+            <w:tcW w:type="dxa" w:w="1100"/>
+          </w:tcPr>
+          <w:p>
+            <w:r>
+              <w:rPr>
+                <w:b/>
+              </w:rPr>
+              <w:t>需求优先级</w:t>
+            </w:r>
+          </w:p>
+        </w:tc>
+        <w:tc>
+          <w:tcPr>
+            <w:tcW w:type="dxa" w:w="4755"/>
+          </w:tcPr>
+          <w:p>
+            <w:r>
+              <w:rPr>
+                <w:b/>
+              </w:rPr>
+              <w:t>需求描述</w:t>
+            </w:r>
+          </w:p>
+        </w:tc>
+      </w:tr>
+      <w:tr>
+        <w:tc>
+          <w:tcPr>
+            <w:tcW w:type="dxa" w:w="900"/>
+          </w:tcPr>
+          <w:p>
+            <w:r>
+              <w:t>1</w:t>
+            </w:r>
+          </w:p>
+        </w:tc>
+        <w:tc>
+          <w:tcPr>
+            <w:tcW w:type="dxa" w:w="2600"/>
+          </w:tcPr>
+          <w:p>
+            <w:r>
+              <w:t>Node.js 基线运行</w:t>
+            </w:r>
+          </w:p>
+        </w:tc>
+        <w:tc>
+          <w:tcPr>
+            <w:tcW w:type="dxa" w:w="1100"/>
+          </w:tcPr>
+          <w:p>
+            <w:r>
+              <w:t>高</w:t>
+            </w:r>
+          </w:p>
+        </w:tc>
+        <w:tc>
+          <w:tcPr>
+            <w:tcW w:type="dxa" w:w="4755"/>
+          </w:tcPr>
+          <w:p>
+            <w:r>
+              <w:t>完成 Node.js 在目标平台上的安装、构建与典型服务运行验证。</w:t>
+            </w:r>
+          </w:p>
+        </w:tc>
+      </w:tr>
+      <w:tr>
+        <w:tc>
+          <w:tcPr>
+            <w:tcW w:type="dxa" w:w="900"/>
+          </w:tcPr>
+          <w:p>
+            <w:r>
+              <w:t>2</w:t>
+            </w:r>
+          </w:p>
+        </w:tc>
+        <w:tc>
+          <w:tcPr>
+            <w:tcW w:type="dxa" w:w="2600"/>
+          </w:tcPr>
+          <w:p>
+            <w:r>
+              <w:t>V8 执行稳定性</w:t>
+            </w:r>
+          </w:p>
+        </w:tc>
+        <w:tc>
+          <w:tcPr>
+            <w:tcW w:type="dxa" w:w="1100"/>
+          </w:tcPr>
+          <w:p>
+            <w:r>
+              <w:t>高</w:t>
+            </w:r>
+          </w:p>
+        </w:tc>
+        <w:tc>
+          <w:tcPr>
+            <w:tcW w:type="dxa" w:w="4755"/>
+          </w:tcPr>
+          <w:p>
+            <w:r>
+              <w:t>验证解释执行、JIT 与垃圾回收在核心业务负载下的稳定性。</w:t>
+            </w:r>
+          </w:p>
+        </w:tc>
+      </w:tr>
+      <w:tr>
+        <w:tc>
+          <w:tcPr>
+            <w:tcW w:type="dxa" w:w="900"/>
+          </w:tcPr>
+          <w:p>
+            <w:r>
+              <w:t>3</w:t>
+            </w:r>
+          </w:p>
+        </w:tc>
+        <w:tc>
+          <w:tcPr>
+            <w:tcW w:type="dxa" w:w="2600"/>
+          </w:tcPr>
+          <w:p>
+            <w:r>
+              <w:t>依赖生态兼容</w:t>
+            </w:r>
+          </w:p>
+        </w:tc>
+        <w:tc>
+          <w:tcPr>
+            <w:tcW w:type="dxa" w:w="1100"/>
+          </w:tcPr>
+          <w:p>
+            <w:r>
+              <w:t>高</w:t>
+            </w:r>
+          </w:p>
+        </w:tc>
+        <w:tc>
+          <w:tcPr>
+            <w:tcW w:type="dxa" w:w="4755"/>
+          </w:tcPr>
+          <w:p>
+            <w:r>
+              <w:t>验证 npm/pnpm 依赖安装、构建与运行链路，降低生态适配风险。</w:t>
+            </w:r>
+          </w:p>
+        </w:tc>
+      </w:tr>
+      <w:tr>
+        <w:tc>
+          <w:tcPr>
+            <w:tcW w:type="dxa" w:w="900"/>
+          </w:tcPr>
+          <w:p>
+            <w:r>
+              <w:t>4</w:t>
+            </w:r>
+          </w:p>
+        </w:tc>
+        <w:tc>
+          <w:tcPr>
+            <w:tcW w:type="dxa" w:w="2600"/>
+          </w:tcPr>
+          <w:p>
+            <w:r>
+              <w:t>Wasm/本地扩展支持</w:t>
+            </w:r>
+          </w:p>
+        </w:tc>
+        <w:tc>
+          <w:tcPr>
+            <w:tcW w:type="dxa" w:w="1100"/>
+          </w:tcPr>
+          <w:p>
+            <w:r>
+              <w:t>中</w:t>
+            </w:r>
+          </w:p>
+        </w:tc>
+        <w:tc>
+          <w:tcPr>
+            <w:tcW w:type="dxa" w:w="4755"/>
+          </w:tcPr>
+          <w:p>
+            <w:r>
+              <w:t>验证 Wasm 与本地扩展模块在目标环境中的加载、调用与运行行为。</w:t>
+            </w:r>
+          </w:p>
+        </w:tc>
+      </w:tr>
+      <w:tr>
+        <w:tc>
+          <w:tcPr>
+            <w:tcW w:type="dxa" w:w="900"/>
+          </w:tcPr>
+          <w:p>
+            <w:r>
+              <w:t>5</w:t>
+            </w:r>
+          </w:p>
+        </w:tc>
+        <w:tc>
+          <w:tcPr>
+            <w:tcW w:type="dxa" w:w="2600"/>
+          </w:tcPr>
+          <w:p>
+            <w:r>
+              <w:t>高并发性能基线</w:t>
+            </w:r>
+          </w:p>
+        </w:tc>
+        <w:tc>
+          <w:tcPr>
+            <w:tcW w:type="dxa" w:w="1100"/>
+          </w:tcPr>
+          <w:p>
+            <w:r>
+              <w:t>中</w:t>
+            </w:r>
+          </w:p>
+        </w:tc>
+        <w:tc>
+          <w:tcPr>
+            <w:tcW w:type="dxa" w:w="4755"/>
+          </w:tcPr>
+          <w:p>
+            <w:r>
+              <w:t>建立吞吐、时延、失败率与资源占用基线，用于版本对比与优化评估。</w:t>
+            </w:r>
+          </w:p>
+        </w:tc>
+      </w:tr>
+      <w:tr>
+        <w:tc>
+          <w:tcPr>
+            <w:tcW w:type="dxa" w:w="900"/>
+          </w:tcPr>
+          <w:p>
+            <w:r>
+              <w:t>6</w:t>
+            </w:r>
+          </w:p>
+        </w:tc>
+        <w:tc>
+          <w:tcPr>
+            <w:tcW w:type="dxa" w:w="2600"/>
+          </w:tcPr>
+          <w:p>
+            <w:r>
+              <w:t>异常监控与回归</w:t>
+            </w:r>
+          </w:p>
+        </w:tc>
+        <w:tc>
+          <w:tcPr>
+            <w:tcW w:type="dxa" w:w="1100"/>
+          </w:tcPr>
+          <w:p>
+            <w:r>
+              <w:t>中</w:t>
+            </w:r>
+          </w:p>
+        </w:tc>
+        <w:tc>
+          <w:tcPr>
+            <w:tcW w:type="dxa" w:w="4755"/>
+          </w:tcPr>
+          <w:p>
+            <w:r>
+              <w:t>形成运行异常闭环、日志证据和回归报告，保障版本迭代稳定性。</w:t>
+            </w:r>
+          </w:p>
+        </w:tc>
+      </w:tr>
+    </w:tbl>
+    <w:p>
+      <w:pPr>
+        <w:pStyle w:val="1"/>
+      </w:pPr>
+      <w:r>
+        <w:t>三、 详细功能需求</w:t>
+      </w:r>
+    </w:p>
+    <w:p>
+      <w:pPr>
+        <w:pStyle w:val="2"/>
+      </w:pPr>
+      <w:r>
+        <w:t>3.1 基础库适配与优化</w:t>
+      </w:r>
+    </w:p>
+    <w:p>
+      <w:pPr>
+        <w:pStyle w:val="3"/>
+      </w:pPr>
+      <w:r>
+        <w:t>3.1.1 OpenCV</w:t>
+      </w:r>
+    </w:p>
+    <w:p>
+      <w:pPr>
+        <w:pStyle w:val="afa"/>
+      </w:pPr>
+      <w:r>
+        <w:t>1) 需求 1 优先级：P1</w:t>
+      </w:r>
+    </w:p>
+    <w:p>
+      <w:pPr>
+        <w:pStyle w:val="afa"/>
+      </w:pPr>
+      <w:r>
+        <w:t>2) 功能 1 需求描述</w:t>
+      </w:r>
+    </w:p>
+    <w:p>
+      <w:pPr>
+        <w:pStyle w:val="afa"/>
+      </w:pPr>
+      <w:r>
+        <w:t>OpenCV 在 RISC-V 平台的详细需求聚焦可变长向量架构适配与核心算子落地，覆盖图像预处理、特征提取、视频分析等典型路径。需在 core/imgproc/imgcodecs/features2d 等模块形成可构建、可运行、可回归的实现闭环。</w:t>
+      </w:r>
+    </w:p>
+    <w:p>
+      <w:pPr>
+        <w:pStyle w:val="afa"/>
+      </w:pPr>
+      <w:r>
+        <w:t>实施过程中应固定工具链、构建参数和测试数据，优先保证结果正确性、接口一致性和版本可追溯；在基线稳定后再推进 RVV 相关性能优化，避免“先优化后失真”的交付风险。</w:t>
+      </w:r>
+    </w:p>
+    <w:p>
+      <w:pPr>
+        <w:pStyle w:val="afa"/>
+      </w:pPr>
+      <w:r>
+        <w:t>本功能对应的使用场景、用户角色、先决条件、输入信息、输入数据检测、异常处理和输出信息按工程验收口径统一定义，详见下表。</w:t>
       </w:r>
     </w:p>
     <w:tbl>
@@ -3067,7 +5307,7 @@
           </w:tcPr>
           <w:p>
             <w:r>
-              <w:t>2.1.1</w:t>
+              <w:t>3.1.1</w:t>
             </w:r>
           </w:p>
         </w:tc>
@@ -3089,7 +5329,7 @@
           </w:tcPr>
           <w:p>
             <w:r>
-              <w:t>功能需求综述：OpenCV 适配与验证</w:t>
+              <w:t>OpenCV 在 RISC-V 平台的核心模块适配与验证</w:t>
             </w:r>
           </w:p>
         </w:tc>
@@ -3111,7 +5351,7 @@
           </w:tcPr>
           <w:p>
             <w:r>
-              <w:t>图像预处理、视觉算法前处理、媒体内容分析、智能检索数据准备</w:t>
+              <w:t>1) 工业视觉图像预处理；2) 多媒体内容分析；3) AI 推理前后处理。</w:t>
             </w:r>
           </w:p>
         </w:tc>
@@ -3133,7 +5373,7 @@
           </w:tcPr>
           <w:p>
             <w:r>
-              <w:t>应用开发工程师、算法工程师、平台工程师、测试工程师、运维工程师</w:t>
+              <w:t>算法工程师、平台工程师、测试工程师、运维工程师。</w:t>
             </w:r>
           </w:p>
         </w:tc>
@@ -3155,7 +5395,7 @@
           </w:tcPr>
           <w:p>
             <w:r>
-              <w:t>PolyOS Server 基础系统可用；CMake 与编译工具链可用；Python 3.12 虚拟环境可创建</w:t>
+              <w:t>PolyOS Server 基础环境可用；CMake 与 GCC/Clang 工具链可用；目标硬件支持 RVV 或具备标量回退路径。</w:t>
             </w:r>
           </w:p>
         </w:tc>
@@ -3177,7 +5417,7 @@
           </w:tcPr>
           <w:p>
             <w:r>
-              <w:t>OpenCV 源码、构建参数、模块配置、样本图像、算子测试脚本</w:t>
+              <w:t>OpenCV 源码与补丁、构建参数、模块开关、样本图像/视频、回归脚本。</w:t>
             </w:r>
           </w:p>
         </w:tc>
@@ -3199,7 +5439,7 @@
           </w:tcPr>
           <w:p>
             <w:r>
-              <w:t>依赖完整性检查、模块配置合法性检查、图像格式与参数范围检查</w:t>
+              <w:t>依赖完整性检查、模块配置合法性检查、数据格式与尺寸检查、算子参数范围检查。</w:t>
             </w:r>
           </w:p>
         </w:tc>
@@ -3221,7 +5461,7 @@
           </w:tcPr>
           <w:p>
             <w:r>
-              <w:t>依赖缺失、参数冲突、编译失败、算子异常、内存不足</w:t>
+              <w:t>编译失败、依赖冲突、算子异常、内存不足等应立即阻断并输出错误码、定位日志与复现信息。</w:t>
             </w:r>
           </w:p>
         </w:tc>
@@ -3243,7 +5483,7 @@
           </w:tcPr>
           <w:p>
             <w:r>
-              <w:t>构建产物、模块清单、功能测试报告、性能基线、问题定位日志</w:t>
+              <w:t>构建产物、模块清单、功能回归报告、性能基线、问题闭环记录。</w:t>
             </w:r>
           </w:p>
         </w:tc>
@@ -3254,7 +5494,7 @@
         <w:pStyle w:val="3"/>
       </w:pPr>
       <w:r>
-        <w:t>2.1.2 OpenSSL</w:t>
+        <w:t>3.1.2 OpenSSL</w:t>
       </w:r>
     </w:p>
     <w:p>
@@ -3262,7 +5502,7 @@
         <w:pStyle w:val="afa"/>
       </w:pPr>
       <w:r>
-        <w:t>本小节聚焦 OpenSSL 在 PolyOS Server（RISC-V）中的功能边界定义。依据 项目研究材料 对应章节，本阶段的主目标是建立“可编译、可部署、可运行、可验证”的基础能力，而不是在初始阶段追求极限性能。OpenSSL 作为服务器发行版软件栈中的关键组件，其可用性直接影响上层服务部署效率和问题定位成本。</w:t>
+        <w:t>1) 需求 2 优先级：P1</w:t>
       </w:r>
     </w:p>
     <w:p>
@@ -3270,7 +5510,7 @@
         <w:pStyle w:val="afa"/>
       </w:pPr>
       <w:r>
-        <w:t>从研究定位看，OpenSSL 的核心价值体现在 TLS 安全通信、证书链验证、数据加解密、签名验签与密钥管理。因此需求综述必须覆盖研发、测试、部署与运维全流程，并要求形成明确的输入、检测、异常、输出闭环。该闭环用于保证不同硬件批次、不同版本组合、不同构建方式下的行为可解释、可复核、可回归。</w:t>
+        <w:t>2) 功能 2 需求描述</w:t>
       </w:r>
     </w:p>
     <w:p>
@@ -3278,7 +5518,7 @@
         <w:pStyle w:val="afa"/>
       </w:pPr>
       <w:r>
-        <w:t>结合 项目研究材料 的实践经验，本小节延续“先功能完整、后性能优化”路线：先建立稳定基线，再在可控前提下引入优化路径。对于 OpenSSL，当前基线建议围绕 3.x 与主流构建方式开展，优先确保关键路径可打通、关键日志可采集、关键异常可诊断。</w:t>
+        <w:t>OpenSSL 详细需求重点是保障 TLS 链路、证书体系与密码算法在 RISC-V 上的正确性与可维护性，覆盖握手、证书校验、会话复用、签名验签等关键流程。</w:t>
       </w:r>
     </w:p>
     <w:p>
@@ -3286,7 +5526,15 @@
         <w:pStyle w:val="afa"/>
       </w:pPr>
       <w:r>
-        <w:t>在实施策略上，本小节强调统一交付格式：要求输出构建参数、版本标识、功能验证结论、异常清单和日志证据，避免仅输出“通过/不通过”的粗粒度结论。通过这一策略，可使 OpenSSL 的适配工作从“单次试验结果”升级为“可持续复用的工程资产”。</w:t>
+        <w:t>实施中应采用基线实现与优化实现并存策略，固定协议参数、证书材料和测试脚本，先保障安全语义一致，再开展性能优化与架构专项增强。</w:t>
+      </w:r>
+    </w:p>
+    <w:p>
+      <w:pPr>
+        <w:pStyle w:val="afa"/>
+      </w:pPr>
+      <w:r>
+        <w:t>相关场景、角色、输入检测、异常与输出要求按交付验收方式统一定义，详见下表。</w:t>
       </w:r>
     </w:p>
     <w:tbl>
@@ -3317,7 +5565,7 @@
           </w:tcPr>
           <w:p>
             <w:r>
-              <w:t>2.1.2</w:t>
+              <w:t>3.1.2</w:t>
             </w:r>
           </w:p>
         </w:tc>
@@ -3339,7 +5587,7 @@
           </w:tcPr>
           <w:p>
             <w:r>
-              <w:t>功能需求综述：OpenSSL 适配与验证</w:t>
+              <w:t>OpenSSL 在 RISC-V 平台的安全能力适配与验证</w:t>
             </w:r>
           </w:p>
         </w:tc>
@@ -3361,7 +5609,7 @@
           </w:tcPr>
           <w:p>
             <w:r>
-              <w:t>TLS 安全通信、证书链验证、数据加解密、签名验签与密钥管理</w:t>
+              <w:t>1) TLS 双向认证通信；2) 证书链校验与密钥管理；3) 加解密与签名验签服务。</w:t>
             </w:r>
           </w:p>
         </w:tc>
@@ -3383,7 +5631,7 @@
           </w:tcPr>
           <w:p>
             <w:r>
-              <w:t>安全开发工程师、平台工程师、测试工程师、安全审计人员</w:t>
+              <w:t>安全开发工程师、平台工程师、测试工程师、安全审计人员。</w:t>
             </w:r>
           </w:p>
         </w:tc>
@@ -3405,7 +5653,7 @@
           </w:tcPr>
           <w:p>
             <w:r>
-              <w:t>OpenSSL 工具链可用；证书/密钥材料齐备；安全策略已配置</w:t>
+              <w:t>OpenSSL 工具链可用；证书/密钥材料齐备；安全策略与密码套件基线已定义。</w:t>
             </w:r>
           </w:p>
         </w:tc>
@@ -3427,7 +5675,7 @@
           </w:tcPr>
           <w:p>
             <w:r>
-              <w:t>证书链、私钥、协议与算法参数、明密文样本、测试脚本</w:t>
+              <w:t>证书链、私钥、公钥、协议参数、算法参数、明密文样本、测试脚本。</w:t>
             </w:r>
           </w:p>
         </w:tc>
@@ -3449,7 +5697,7 @@
           </w:tcPr>
           <w:p>
             <w:r>
-              <w:t>证书有效性检查、参数合法性检查、算法可用性检查、错误队列检查</w:t>
+              <w:t>证书有效性检查、参数合法性检查、算法可用性检查、权限与错误队列检查。</w:t>
             </w:r>
           </w:p>
         </w:tc>
@@ -3471,7 +5719,7 @@
           </w:tcPr>
           <w:p>
             <w:r>
-              <w:t>握手失败、证书失效、算法不可用、参数非法、权限不足</w:t>
+              <w:t>握手失败、证书失效、算法不可用、权限不足等需阻断流程并输出审计日志与回退建议。</w:t>
             </w:r>
           </w:p>
         </w:tc>
@@ -3493,7 +5741,7 @@
           </w:tcPr>
           <w:p>
             <w:r>
-              <w:t>握手与算法结果、错误码、审计日志、性能采样、回归报告</w:t>
+              <w:t>协议互通结果、算法一致性结果、错误码与日志、性能采样、回归报告。</w:t>
             </w:r>
           </w:p>
         </w:tc>
@@ -3504,7 +5752,7 @@
         <w:pStyle w:val="3"/>
       </w:pPr>
       <w:r>
-        <w:t>2.1.3 OpenBLAS</w:t>
+        <w:t>3.1.3 OpenBLAS</w:t>
       </w:r>
     </w:p>
     <w:p>
@@ -3512,7 +5760,7 @@
         <w:pStyle w:val="afa"/>
       </w:pPr>
       <w:r>
-        <w:t>本小节聚焦 OpenBLAS 在 PolyOS Server（RISC-V）中的功能边界定义。依据 项目研究材料 对应章节，本阶段的主目标是建立“可编译、可部署、可运行、可验证”的基础能力，而不是在初始阶段追求极限性能。OpenBLAS 作为服务器发行版软件栈中的关键组件，其可用性直接影响上层服务部署效率和问题定位成本。</w:t>
+        <w:t>1) 需求 3 优先级：P1</w:t>
       </w:r>
     </w:p>
     <w:p>
@@ -3520,7 +5768,7 @@
         <w:pStyle w:val="afa"/>
       </w:pPr>
       <w:r>
-        <w:t>从研究定位看，OpenBLAS 的核心价值体现在 线性代数底层算子供给、科学计算与 AI 框架基础能力支撑。因此需求综述必须覆盖研发、测试、部署与运维全流程，并要求形成明确的输入、检测、异常、输出闭环。该闭环用于保证不同硬件批次、不同版本组合、不同构建方式下的行为可解释、可复核、可回归。</w:t>
+        <w:t>2) 功能 3 需求描述</w:t>
       </w:r>
     </w:p>
     <w:p>
@@ -3528,7 +5776,7 @@
         <w:pStyle w:val="afa"/>
       </w:pPr>
       <w:r>
-        <w:t>结合 项目研究材料 的实践经验，本小节延续“先功能完整、后性能优化”路线：先建立稳定基线，再在可控前提下引入优化路径。对于 OpenBLAS，当前基线建议围绕 0.3.28 与主流构建方式开展，优先确保关键路径可打通、关键日志可采集、关键异常可诊断。</w:t>
+        <w:t>OpenBLAS 详细需求聚焦 BLAS/LAPACK 核心算子在 RISC-V 上的正确性与性能可达性，重点覆盖 GEMM 等热点路径及线程并发模型的稳定运行。</w:t>
       </w:r>
     </w:p>
     <w:p>
@@ -3536,7 +5784,15 @@
         <w:pStyle w:val="afa"/>
       </w:pPr>
       <w:r>
-        <w:t>在实施策略上，本小节强调统一交付格式：要求输出构建参数、版本标识、功能验证结论、异常清单和日志证据，避免仅输出“通过/不通过”的粗粒度结论。通过这一策略，可使 OpenBLAS 的适配工作从“单次试验结果”升级为“可持续复用的工程资产”。</w:t>
+        <w:t>实施中需保证 ABI/链接兼容、数值精度可复验和回归可重复，先完成可用基线，再按负载特征推进 RVV 内核优化和调度参数调优。</w:t>
+      </w:r>
+    </w:p>
+    <w:p>
+      <w:pPr>
+        <w:pStyle w:val="afa"/>
+      </w:pPr>
+      <w:r>
+        <w:t>本功能对应的使用场景、输入数据检测、异常处理与输出信息统一纳入表格化管理，详见下表。</w:t>
       </w:r>
     </w:p>
     <w:tbl>
@@ -3567,7 +5823,7 @@
           </w:tcPr>
           <w:p>
             <w:r>
-              <w:t>2.1.3</w:t>
+              <w:t>3.1.3</w:t>
             </w:r>
           </w:p>
         </w:tc>
@@ -3589,7 +5845,7 @@
           </w:tcPr>
           <w:p>
             <w:r>
-              <w:t>功能需求综述：OpenBLAS 适配与验证</w:t>
+              <w:t>OpenBLAS 在 RISC-V 平台的算子与性能适配</w:t>
             </w:r>
           </w:p>
         </w:tc>
@@ -3611,7 +5867,7 @@
           </w:tcPr>
           <w:p>
             <w:r>
-              <w:t>线性代数底层算子供给、科学计算与 AI 框架基础能力支撑</w:t>
+              <w:t>1) 科学计算矩阵运算；2) AI 框架底层算子加速；3) 高并发数值计算服务。</w:t>
             </w:r>
           </w:p>
         </w:tc>
@@ -3633,7 +5889,7 @@
           </w:tcPr>
           <w:p>
             <w:r>
-              <w:t>框架开发工程师、算法工程师、性能调优工程师、测试工程师</w:t>
+              <w:t>框架开发工程师、算法工程师、性能调优工程师、测试工程师。</w:t>
             </w:r>
           </w:p>
         </w:tc>
@@ -3655,7 +5911,7 @@
           </w:tcPr>
           <w:p>
             <w:r>
-              <w:t>OpenBLAS 构建依赖可用；编译工具链可用；压测环境具备稳定资源</w:t>
+              <w:t>OpenBLAS 构建依赖可用；编译工具链可用；压测环境资源稳定；目标硬件与 ABI 已确认。</w:t>
             </w:r>
           </w:p>
         </w:tc>
@@ -3677,7 +5933,7 @@
           </w:tcPr>
           <w:p>
             <w:r>
-              <w:t>矩阵/向量数据、数据类型、线程参数、构建选项、算子脚本</w:t>
+              <w:t>矩阵/向量数据、数据类型、线程参数、构建选项、算子脚本、基线数据集。</w:t>
             </w:r>
           </w:p>
         </w:tc>
@@ -3699,7 +5955,7 @@
           </w:tcPr>
           <w:p>
             <w:r>
-              <w:t>维度匹配检查、数据对齐检查、线程参数合法性检查、链接有效性检查</w:t>
+              <w:t>维度匹配检查、数据对齐检查、线程参数合法性检查、链接有效性与精度边界检查。</w:t>
             </w:r>
           </w:p>
         </w:tc>
@@ -3721,7 +5977,7 @@
           </w:tcPr>
           <w:p>
             <w:r>
-              <w:t>维度错误、数值异常、链接失败、线程异常、超时失败</w:t>
+              <w:t>维度错误、数值异常、链接失败、线程异常、超时失败需阻断并保留现场快照。</w:t>
             </w:r>
           </w:p>
         </w:tc>
@@ -3743,7 +5999,7 @@
           </w:tcPr>
           <w:p>
             <w:r>
-              <w:t>计算结果、精度比对、线程快照、吞吐时延指标、执行日志</w:t>
+              <w:t>计算结果与精度比对、线程快照、吞吐时延指标、资源占用与执行日志。</w:t>
             </w:r>
           </w:p>
         </w:tc>
@@ -3754,7 +6010,7 @@
         <w:pStyle w:val="2"/>
       </w:pPr>
       <w:r>
-        <w:t>2.2 服务器语言运行时环境支持</w:t>
+        <w:t>3.2 服务器语言运行时环境支持</w:t>
       </w:r>
     </w:p>
     <w:p>
@@ -3762,7 +6018,7 @@
         <w:pStyle w:val="3"/>
       </w:pPr>
       <w:r>
-        <w:t>2.2.1 Java</w:t>
+        <w:t>3.2.1 Java</w:t>
       </w:r>
     </w:p>
     <w:p>
@@ -3770,7 +6026,7 @@
         <w:pStyle w:val="afa"/>
       </w:pPr>
       <w:r>
-        <w:t>本小节聚焦 Java 在 PolyOS Server（RISC-V）中的功能边界定义。依据 项目研究材料 对应章节，本阶段的主目标是建立“可编译、可部署、可运行、可验证”的基础能力，而不是在初始阶段追求极限性能。Java 作为服务器发行版软件栈中的关键组件，其可用性直接影响上层服务部署效率和问题定位成本。</w:t>
+        <w:t>1) 需求 1 优先级：P1</w:t>
       </w:r>
     </w:p>
     <w:p>
@@ -3778,7 +6034,7 @@
         <w:pStyle w:val="afa"/>
       </w:pPr>
       <w:r>
-        <w:t>从研究定位看，Java 的核心价值体现在 微服务部署、中间件运行、大数据组件运行、企业级业务承载。因此需求综述必须覆盖研发、测试、部署与运维全流程，并要求形成明确的输入、检测、异常、输出闭环。该闭环用于保证不同硬件批次、不同版本组合、不同构建方式下的行为可解释、可复核、可回归。</w:t>
+        <w:t>2) 功能 1 需求描述</w:t>
       </w:r>
     </w:p>
     <w:p>
@@ -3786,7 +6042,7 @@
         <w:pStyle w:val="afa"/>
       </w:pPr>
       <w:r>
-        <w:t>结合 项目研究材料 的实践经验，本小节延续“先功能完整、后性能优化”路线：先建立稳定基线，再在可控前提下引入优化路径。对于 Java，当前基线建议围绕 OpenJDK 8/11/17/21，参考 JEP 422 与主流构建方式开展，优先确保关键路径可打通、关键日志可采集、关键异常可诊断。</w:t>
+        <w:t>Java 详细需求以 OpenJDK 在 RV64G 路线的稳定可用为核心，覆盖解释执行、JIT、类加载、GC、JNI 与容器化部署等关键运行时能力。</w:t>
       </w:r>
     </w:p>
     <w:p>
@@ -3794,7 +6050,15 @@
         <w:pStyle w:val="afa"/>
       </w:pPr>
       <w:r>
-        <w:t>在实施策略上，本小节强调统一交付格式：要求输出构建参数、版本标识、功能验证结论、异常清单和日志证据，避免仅输出“通过/不通过”的粗粒度结论。通过这一策略，可使 Java 的适配工作从“单次试验结果”升级为“可持续复用的工程资产”。</w:t>
+        <w:t>需建立版本矩阵和回归基线，固定 JVM 参数模板、依赖环境与诊断采集策略；优先保障可运行和可定位，再逐步推进性能调优与版本演进。</w:t>
+      </w:r>
+    </w:p>
+    <w:p>
+      <w:pPr>
+        <w:pStyle w:val="afa"/>
+      </w:pPr>
+      <w:r>
+        <w:t>使用场景、角色、先决条件、输入检测、异常与输出信息按统一验收口径定义，详见下表。</w:t>
       </w:r>
     </w:p>
     <w:tbl>
@@ -3825,7 +6089,7 @@
           </w:tcPr>
           <w:p>
             <w:r>
-              <w:t>2.2.1</w:t>
+              <w:t>3.2.1</w:t>
             </w:r>
           </w:p>
         </w:tc>
@@ -3847,7 +6111,7 @@
           </w:tcPr>
           <w:p>
             <w:r>
-              <w:t>功能需求综述：Java 适配与验证</w:t>
+              <w:t>OpenJDK 在 RISC-V 平台的运行时适配与验证</w:t>
             </w:r>
           </w:p>
         </w:tc>
@@ -3869,7 +6133,7 @@
           </w:tcPr>
           <w:p>
             <w:r>
-              <w:t>微服务部署、中间件运行、大数据组件运行、企业级业务承载</w:t>
+              <w:t>1) 微服务与中间件部署；2) 大数据组件运行；3) 企业级长生命周期服务承载。</w:t>
             </w:r>
           </w:p>
         </w:tc>
@@ -3891,7 +6155,7 @@
           </w:tcPr>
           <w:p>
             <w:r>
-              <w:t>Java开发工程师、平台工程师、运维工程师、测试工程师</w:t>
+              <w:t>Java 开发工程师、平台工程师、运维工程师、测试工程师。</w:t>
             </w:r>
           </w:p>
         </w:tc>
@@ -3913,7 +6177,7 @@
           </w:tcPr>
           <w:p>
             <w:r>
-              <w:t>OpenJDK 环境可用；应用包完整；JVM 参数模板与日志路径已配置</w:t>
+              <w:t>OpenJDK 运行环境可用；应用包完整；JVM 参数模板、日志路径和监控策略已配置。</w:t>
             </w:r>
           </w:p>
         </w:tc>
@@ -3935,7 +6199,7 @@
           </w:tcPr>
           <w:p>
             <w:r>
-              <w:t>Jar/War 包、JVM 参数、类路径配置、环境变量、启动脚本</w:t>
+              <w:t>Jar/War 包、JVM 参数、类路径配置、环境变量、启动脚本、压测场景。</w:t>
             </w:r>
           </w:p>
         </w:tc>
@@ -3957,7 +6221,7 @@
           </w:tcPr>
           <w:p>
             <w:r>
-              <w:t>包完整性检查、参数冲突检查、依赖可访问性检查、资源边界检查</w:t>
+              <w:t>包完整性检查、参数冲突检查、依赖可访问性检查、资源边界与容器限制检查。</w:t>
             </w:r>
           </w:p>
         </w:tc>
@@ -3979,7 +6243,7 @@
           </w:tcPr>
           <w:p>
             <w:r>
-              <w:t>启动失败、类加载失败、OOM、线程阻塞、GC 异常</w:t>
+              <w:t>启动失败、类加载失败、OOM、线程阻塞、GC 异常应触发告警并输出诊断信息。</w:t>
             </w:r>
           </w:p>
         </w:tc>
@@ -4001,7 +6265,7 @@
           </w:tcPr>
           <w:p>
             <w:r>
-              <w:t>版本信息、运行日志、GC日志、线程栈、故障转储、回归结论</w:t>
+              <w:t>版本信息、运行日志、GC 日志、线程栈、故障转储、回归结论。</w:t>
             </w:r>
           </w:p>
         </w:tc>
@@ -4012,7 +6276,7 @@
         <w:pStyle w:val="3"/>
       </w:pPr>
       <w:r>
-        <w:t>2.2.2 Rust</w:t>
+        <w:t>3.2.2 Rust</w:t>
       </w:r>
     </w:p>
     <w:p>
@@ -4020,7 +6284,7 @@
         <w:pStyle w:val="afa"/>
       </w:pPr>
       <w:r>
-        <w:t>本小节聚焦 Rust 在 PolyOS Server（RISC-V）中的功能边界定义。依据 项目研究材料 对应章节，本阶段的主目标是建立“可编译、可部署、可运行、可验证”的基础能力，而不是在初始阶段追求极限性能。Rust 作为服务器发行版软件栈中的关键组件，其可用性直接影响上层服务部署效率和问题定位成本。</w:t>
+        <w:t>1) 需求 2 优先级：P1</w:t>
       </w:r>
     </w:p>
     <w:p>
@@ -4028,7 +6292,7 @@
         <w:pStyle w:val="afa"/>
       </w:pPr>
       <w:r>
-        <w:t>从研究定位看，Rust 的核心价值体现在 系统组件构建、服务二进制发布、工具链集成、基础服务开发。因此需求综述必须覆盖研发、测试、部署与运维全流程，并要求形成明确的输入、检测、异常、输出闭环。该闭环用于保证不同硬件批次、不同版本组合、不同构建方式下的行为可解释、可复核、可回归。</w:t>
+        <w:t>2) 功能 2 需求描述</w:t>
       </w:r>
     </w:p>
     <w:p>
@@ -4036,7 +6300,7 @@
         <w:pStyle w:val="afa"/>
       </w:pPr>
       <w:r>
-        <w:t>结合 项目研究材料 的实践经验，本小节延续“先功能完整、后性能优化”路线：先建立稳定基线，再在可控前提下引入优化路径。对于 Rust，当前基线建议围绕 rustc/cargo（riscv64gc 等目标） 与主流构建方式开展，优先确保关键路径可打通、关键日志可采集、关键异常可诊断。</w:t>
+        <w:t>Rust 详细需求聚焦工具链可用性与工程交付稳定性，覆盖 rustc/cargo 构建、目标三元组适配、依赖生态可构建、测试可运行与发布可追溯。</w:t>
       </w:r>
     </w:p>
     <w:p>
@@ -4044,7 +6308,15 @@
         <w:pStyle w:val="afa"/>
       </w:pPr>
       <w:r>
-        <w:t>在实施策略上，本小节强调统一交付格式：要求输出构建参数、版本标识、功能验证结论、异常清单和日志证据，避免仅输出“通过/不通过”的粗粒度结论。通过这一策略，可使 Rust 的适配工作从“单次试验结果”升级为“可持续复用的工程资产”。</w:t>
+        <w:t>需同时验证交叉编译与原生编译路径，固定依赖锁与链接参数，建立失败可诊断、问题可复现、版本可回归的持续集成机制。</w:t>
+      </w:r>
+    </w:p>
+    <w:p>
+      <w:pPr>
+        <w:pStyle w:val="afa"/>
+      </w:pPr>
+      <w:r>
+        <w:t>相关场景、输入检测、异常处理和输出信息统一采用标准化条目定义，详见下表。</w:t>
       </w:r>
     </w:p>
     <w:tbl>
@@ -4075,7 +6347,7 @@
           </w:tcPr>
           <w:p>
             <w:r>
-              <w:t>2.2.2</w:t>
+              <w:t>3.2.2</w:t>
             </w:r>
           </w:p>
         </w:tc>
@@ -4097,7 +6369,7 @@
           </w:tcPr>
           <w:p>
             <w:r>
-              <w:t>功能需求综述：Rust 适配与验证</w:t>
+              <w:t>Rust 工具链在 RISC-V 平台的构建与发布适配</w:t>
             </w:r>
           </w:p>
         </w:tc>
@@ -4119,7 +6391,7 @@
           </w:tcPr>
           <w:p>
             <w:r>
-              <w:t>系统组件构建、服务二进制发布、工具链集成、基础服务开发</w:t>
+              <w:t>1) 系统组件开发；2) 服务二进制发布；3) 基础工具链集成与自动化构建。</w:t>
             </w:r>
           </w:p>
         </w:tc>
@@ -4141,7 +6413,7 @@
           </w:tcPr>
           <w:p>
             <w:r>
-              <w:t>Rust开发工程师、构建工程师、平台工程师、测试工程师</w:t>
+              <w:t>Rust 开发工程师、构建工程师、平台工程师、测试工程师。</w:t>
             </w:r>
           </w:p>
         </w:tc>
@@ -4163,7 +6435,7 @@
           </w:tcPr>
           <w:p>
             <w:r>
-              <w:t>rustc/cargo 可用；目标 triple 与链接器已配置；依赖镜像可访问</w:t>
+              <w:t>rustc/cargo 可用；目标 triple 与链接器配置完成；依赖镜像可访问；CI 环境可运行。</w:t>
             </w:r>
           </w:p>
         </w:tc>
@@ -4185,7 +6457,7 @@
           </w:tcPr>
           <w:p>
             <w:r>
-              <w:t>源码工程、Cargo.toml、Cargo.lock、target 参数、构建脚本</w:t>
+              <w:t>源码工程、Cargo.toml、Cargo.lock、target 参数、构建脚本、测试脚本。</w:t>
             </w:r>
           </w:p>
         </w:tc>
@@ -4207,7 +6479,7 @@
           </w:tcPr>
           <w:p>
             <w:r>
-              <w:t>目标架构检查、依赖锁定检查、链接参数检查、测试结果检查</w:t>
+              <w:t>目标架构检查、依赖锁定检查、链接参数检查、单元/集成测试结果检查。</w:t>
             </w:r>
           </w:p>
         </w:tc>
@@ -4229,7 +6501,7 @@
           </w:tcPr>
           <w:p>
             <w:r>
-              <w:t>依赖冲突、编译失败、链接错误、测试失败、运行异常</w:t>
+              <w:t>依赖冲突、编译失败、链接错误、测试失败、运行异常需阻断并输出可复现日志。</w:t>
             </w:r>
           </w:p>
         </w:tc>
@@ -4251,7 +6523,7 @@
           </w:tcPr>
           <w:p>
             <w:r>
-              <w:t>二进制产物、构建日志、测试报告、依赖树、诊断信息</w:t>
+              <w:t>二进制产物、构建日志、测试报告、依赖树、问题清单与诊断信息。</w:t>
             </w:r>
           </w:p>
         </w:tc>
@@ -4262,7 +6534,7 @@
         <w:pStyle w:val="3"/>
       </w:pPr>
       <w:r>
-        <w:t>2.2.3 JavaScript</w:t>
+        <w:t>3.3.3 JavaScript</w:t>
       </w:r>
     </w:p>
     <w:p>
@@ -4270,7 +6542,7 @@
         <w:pStyle w:val="afa"/>
       </w:pPr>
       <w:r>
-        <w:t>本小节聚焦 JavaScript 在 PolyOS Server（RISC-V）中的功能边界定义。依据 项目研究材料 对应章节，本阶段的主目标是建立“可编译、可部署、可运行、可验证”的基础能力，而不是在初始阶段追求极限性能。JavaScript 作为服务器发行版软件栈中的关键组件，其可用性直接影响上层服务部署效率和问题定位成本。</w:t>
+        <w:t>1) 需求 3 优先级：P1</w:t>
       </w:r>
     </w:p>
     <w:p>
@@ -4278,7 +6550,7 @@
         <w:pStyle w:val="afa"/>
       </w:pPr>
       <w:r>
-        <w:t>从研究定位看，JavaScript 的核心价值体现在 Node.js 服务运行、自动化脚本执行、前后端构建链路支撑。因此需求综述必须覆盖研发、测试、部署与运维全流程，并要求形成明确的输入、检测、异常、输出闭环。该闭环用于保证不同硬件批次、不同版本组合、不同构建方式下的行为可解释、可复核、可回归。</w:t>
+        <w:t>2) 功能 3 需求描述</w:t>
       </w:r>
     </w:p>
     <w:p>
@@ -4286,7 +6558,7 @@
         <w:pStyle w:val="afa"/>
       </w:pPr>
       <w:r>
-        <w:t>结合 项目研究材料 的实践经验，本小节延续“先功能完整、后性能优化”路线：先建立稳定基线，再在可控前提下引入优化路径。对于 JavaScript，当前基线建议围绕 Node.js 18+/20+ 路线 与主流构建方式开展，优先确保关键路径可打通、关键日志可采集、关键异常可诊断。</w:t>
+        <w:t>JavaScript 详细需求围绕 Node.js + V8 在 RISC-V 平台的稳定执行，覆盖构建系统、运行时机制、包管理生态、Wasm/本地扩展和高并发服务场景。</w:t>
       </w:r>
     </w:p>
     <w:p>
@@ -4294,7 +6566,15 @@
         <w:pStyle w:val="afa"/>
       </w:pPr>
       <w:r>
-        <w:t>在实施策略上，本小节强调统一交付格式：要求输出构建参数、版本标识、功能验证结论、异常清单和日志证据，避免仅输出“通过/不通过”的粗粒度结论。通过这一策略，可使 JavaScript 的适配工作从“单次试验结果”升级为“可持续复用的工程资产”。</w:t>
+        <w:t>实施中应固定 Node.js 版本、依赖锁文件和运行参数，先保障核心服务可持续运行与问题可定位，再推进吞吐、时延和资源占用优化。</w:t>
+      </w:r>
+    </w:p>
+    <w:p>
+      <w:pPr>
+        <w:pStyle w:val="afa"/>
+      </w:pPr>
+      <w:r>
+        <w:t>本功能对应的场景、角色、输入检测、异常处理与输出信息以工程验收方式统一定义，详见下表。</w:t>
       </w:r>
     </w:p>
     <w:tbl>
@@ -4325,7 +6605,7 @@
           </w:tcPr>
           <w:p>
             <w:r>
-              <w:t>2.2.3</w:t>
+              <w:t>3.3.3</w:t>
             </w:r>
           </w:p>
         </w:tc>
@@ -4347,7 +6627,7 @@
           </w:tcPr>
           <w:p>
             <w:r>
-              <w:t>功能需求综述：JavaScript 适配与验证</w:t>
+              <w:t>Node.js/V8 在 RISC-V 平台的运行时适配与验证</w:t>
             </w:r>
           </w:p>
         </w:tc>
@@ -4369,7 +6649,7 @@
           </w:tcPr>
           <w:p>
             <w:r>
-              <w:t>Node.js 服务运行、自动化脚本执行、前后端构建链路支撑</w:t>
+              <w:t>1) Node.js 服务运行；2) 自动化脚本任务；3) 前后端构建链路与网关服务。</w:t>
             </w:r>
           </w:p>
         </w:tc>
@@ -4391,7 +6671,7 @@
           </w:tcPr>
           <w:p>
             <w:r>
-              <w:t>Node.js开发工程师、平台工程师、运维工程师、测试工程师</w:t>
+              <w:t>Node.js 开发工程师、平台工程师、运维工程师、测试工程师。</w:t>
             </w:r>
           </w:p>
         </w:tc>
@@ -4413,7 +6693,7 @@
           </w:tcPr>
           <w:p>
             <w:r>
-              <w:t>Node.js 与 npm/pnpm 可用；依赖仓库可访问；资源配额策略已配置</w:t>
+              <w:t>Node.js 与 npm/pnpm 可用；依赖仓库可访问；资源配额与监控策略已配置。</w:t>
             </w:r>
           </w:p>
         </w:tc>
@@ -4435,7 +6715,7 @@
           </w:tcPr>
           <w:p>
             <w:r>
-              <w:t>服务工程、脚本文件、package 配置、运行参数、监控配置</w:t>
+              <w:t>服务工程、脚本文件、package 配置、运行参数、监控配置、压测脚本。</w:t>
             </w:r>
           </w:p>
         </w:tc>
@@ -4457,7 +6737,7 @@
           </w:tcPr>
           <w:p>
             <w:r>
-              <w:t>语法检查、依赖完整性检查、ABI兼容性检查、资源边界检查</w:t>
+              <w:t>语法检查、依赖完整性检查、ABI 兼容性检查、资源边界与端口冲突检查。</w:t>
             </w:r>
           </w:p>
         </w:tc>
@@ -4479,7 +6759,7 @@
           </w:tcPr>
           <w:p>
             <w:r>
-              <w:t>模块缺失、语法错误、运行异常、资源超限、超时退出</w:t>
+              <w:t>模块缺失、语法错误、运行异常、资源超限、超时退出需输出可读错误和闭环日志。</w:t>
             </w:r>
           </w:p>
         </w:tc>
@@ -4501,1579 +6781,7 @@
           </w:tcPr>
           <w:p>
             <w:r>
-              <w:t>标准输出、错误输出、退出码、依赖日志、性能报告、诊断日志</w:t>
-            </w:r>
-          </w:p>
-        </w:tc>
-      </w:tr>
-    </w:tbl>
-    <w:p>
-      <w:pPr>
-        <w:pStyle w:val="1"/>
-      </w:pPr>
-      <w:r>
-        <w:t>三、 详细功能需求</w:t>
-      </w:r>
-    </w:p>
-    <w:p>
-      <w:pPr>
-        <w:pStyle w:val="2"/>
-      </w:pPr>
-      <w:r>
-        <w:t>3.1 基础库适配与优化</w:t>
-      </w:r>
-    </w:p>
-    <w:p>
-      <w:pPr>
-        <w:pStyle w:val="3"/>
-      </w:pPr>
-      <w:r>
-        <w:t>3.1.1 OpenCV</w:t>
-      </w:r>
-    </w:p>
-    <w:p>
-      <w:pPr>
-        <w:pStyle w:val="afa"/>
-      </w:pPr>
-      <w:r>
-        <w:t>研究内容：本小节围绕 OpenCV 的详细适配过程展开，目标是在 RISC-V 服务器环境中形成可交付、可验收的实施方案。与综述阶段相比，详细需求更关注“如何做、如何测、如何判定达标”。参照 项目研究材料 相关章节，本小节以工程实践为主线，细化任务输入、处理流程、异常路径和输出物。</w:t>
-      </w:r>
-    </w:p>
-    <w:p>
-      <w:pPr>
-        <w:pStyle w:val="afa"/>
-      </w:pPr>
-      <w:r>
-        <w:t>研究目标：第一，建立稳定基线并确认关键路径可用；第二，形成问题可定位、结果可复验的验证体系；第三，在不破坏功能语义的前提下预留优化演进空间。针对 OpenCV，本阶段特别强调 先功能完整后性能优化；在 RISC-V 平台建立可编译、可部署、可验证闭环，并要求在每次迭代中提供可追踪证据链。</w:t>
-      </w:r>
-    </w:p>
-    <w:p>
-      <w:pPr>
-        <w:pStyle w:val="afa"/>
-      </w:pPr>
-      <w:r>
-        <w:t>研究方案：以 CMake 进行模块化构建，先打通 core/imgproc/imgcodecs/features2d 等核心路径，再扩展 Python 绑定、示例与测试模块。为避免环境漂移造成结论偏差，实施过程中应固定版本、固定依赖、固定脚本和固定数据集，并在构建日志中记录关键参数。对任何架构相关开关、性能开关和调试开关都需要显式声明，不允许隐式变更。</w:t>
-      </w:r>
-    </w:p>
-    <w:p>
-      <w:pPr>
-        <w:pStyle w:val="afa"/>
-      </w:pPr>
-      <w:r>
-        <w:t>输入与检测：输入信息包括 OpenCV 源码、构建参数、模块配置、样本图像、算子测试脚本。系统需执行 依赖完整性检查、模块配置合法性检查、图像格式与参数范围检查，并在发现风险时立即中止当前流程。任何中止都必须给出明确阶段标识与错误码，避免“失败但不可解释”。对于复合问题应输出多层诊断信息，区分输入问题、配置问题、依赖问题和运行时问题。</w:t>
-      </w:r>
-    </w:p>
-    <w:p>
-      <w:pPr>
-        <w:pStyle w:val="afa"/>
-      </w:pPr>
-      <w:r>
-        <w:t>异常处理：重点覆盖 依赖缺失、参数冲突、编译失败、算子异常、内存不足 等场景。异常处理策略应包含三部分：第一时间阻断、可读错误反馈、可追踪日志留存。对于高风险异常（如数据损坏、资源耗尽、核心服务不可用）应触发告警并生成审计记录。异常复现脚本和输入样本应作为交付件一并保存。</w:t>
-      </w:r>
-    </w:p>
-    <w:tbl>
-      <w:tblPr>
-        <w:tblStyle w:val="af1"/>
-        <w:tblW w:type="auto" w:w="0"/>
-        <w:tblLayout w:type="fixed"/>
-        <w:tblLook w:firstColumn="1" w:firstRow="1" w:lastColumn="0" w:lastRow="0" w:noHBand="0" w:noVBand="1" w:val="04A0"/>
-      </w:tblPr>
-      <w:tblGrid>
-        <w:gridCol w:w="4153"/>
-        <w:gridCol w:w="4153"/>
-      </w:tblGrid>
-      <w:tr>
-        <w:tc>
-          <w:tcPr>
-            <w:tcW w:type="dxa" w:w="1701"/>
-          </w:tcPr>
-          <w:p>
-            <w:r>
-              <w:t>功能编号</w:t>
-            </w:r>
-          </w:p>
-        </w:tc>
-        <w:tc>
-          <w:tcPr>
-            <w:tcW w:type="dxa" w:w="7654"/>
-          </w:tcPr>
-          <w:p>
-            <w:r>
-              <w:t>3.1.1</w:t>
-            </w:r>
-          </w:p>
-        </w:tc>
-      </w:tr>
-      <w:tr>
-        <w:tc>
-          <w:tcPr>
-            <w:tcW w:type="dxa" w:w="1701"/>
-          </w:tcPr>
-          <w:p>
-            <w:r>
-              <w:t>功能名称</w:t>
-            </w:r>
-          </w:p>
-        </w:tc>
-        <w:tc>
-          <w:tcPr>
-            <w:tcW w:type="dxa" w:w="7654"/>
-          </w:tcPr>
-          <w:p>
-            <w:r>
-              <w:t>详细功能需求：OpenCV 适配与验证</w:t>
-            </w:r>
-          </w:p>
-        </w:tc>
-      </w:tr>
-      <w:tr>
-        <w:tc>
-          <w:tcPr>
-            <w:tcW w:type="dxa" w:w="1701"/>
-          </w:tcPr>
-          <w:p>
-            <w:r>
-              <w:t>使用场景</w:t>
-            </w:r>
-          </w:p>
-        </w:tc>
-        <w:tc>
-          <w:tcPr>
-            <w:tcW w:type="dxa" w:w="7654"/>
-          </w:tcPr>
-          <w:p>
-            <w:r>
-              <w:t>图像预处理、视觉算法前处理、媒体内容分析、智能检索数据准备</w:t>
-            </w:r>
-          </w:p>
-        </w:tc>
-      </w:tr>
-      <w:tr>
-        <w:tc>
-          <w:tcPr>
-            <w:tcW w:type="dxa" w:w="1701"/>
-          </w:tcPr>
-          <w:p>
-            <w:r>
-              <w:t>用户角色</w:t>
-            </w:r>
-          </w:p>
-        </w:tc>
-        <w:tc>
-          <w:tcPr>
-            <w:tcW w:type="dxa" w:w="7654"/>
-          </w:tcPr>
-          <w:p>
-            <w:r>
-              <w:t>应用开发工程师、算法工程师、平台工程师、测试工程师、运维工程师</w:t>
-            </w:r>
-          </w:p>
-        </w:tc>
-      </w:tr>
-      <w:tr>
-        <w:tc>
-          <w:tcPr>
-            <w:tcW w:type="dxa" w:w="1701"/>
-          </w:tcPr>
-          <w:p>
-            <w:r>
-              <w:t>先决条件</w:t>
-            </w:r>
-          </w:p>
-        </w:tc>
-        <w:tc>
-          <w:tcPr>
-            <w:tcW w:type="dxa" w:w="7654"/>
-          </w:tcPr>
-          <w:p>
-            <w:r>
-              <w:t>PolyOS Server 基础系统可用；CMake 与编译工具链可用；Python 3.12 虚拟环境可创建</w:t>
-            </w:r>
-          </w:p>
-        </w:tc>
-      </w:tr>
-      <w:tr>
-        <w:tc>
-          <w:tcPr>
-            <w:tcW w:type="dxa" w:w="1701"/>
-          </w:tcPr>
-          <w:p>
-            <w:r>
-              <w:t>输入信息</w:t>
-            </w:r>
-          </w:p>
-        </w:tc>
-        <w:tc>
-          <w:tcPr>
-            <w:tcW w:type="dxa" w:w="7654"/>
-          </w:tcPr>
-          <w:p>
-            <w:r>
-              <w:t>OpenCV 源码、构建参数、模块配置、样本图像、算子测试脚本</w:t>
-            </w:r>
-          </w:p>
-        </w:tc>
-      </w:tr>
-      <w:tr>
-        <w:tc>
-          <w:tcPr>
-            <w:tcW w:type="dxa" w:w="1701"/>
-          </w:tcPr>
-          <w:p>
-            <w:r>
-              <w:t>输入数据检测</w:t>
-            </w:r>
-          </w:p>
-        </w:tc>
-        <w:tc>
-          <w:tcPr>
-            <w:tcW w:type="dxa" w:w="7654"/>
-          </w:tcPr>
-          <w:p>
-            <w:r>
-              <w:t>依赖完整性检查、模块配置合法性检查、图像格式与参数范围检查</w:t>
-            </w:r>
-          </w:p>
-        </w:tc>
-      </w:tr>
-      <w:tr>
-        <w:tc>
-          <w:tcPr>
-            <w:tcW w:type="dxa" w:w="1701"/>
-          </w:tcPr>
-          <w:p>
-            <w:r>
-              <w:t>异常处理</w:t>
-            </w:r>
-          </w:p>
-        </w:tc>
-        <w:tc>
-          <w:tcPr>
-            <w:tcW w:type="dxa" w:w="7654"/>
-          </w:tcPr>
-          <w:p>
-            <w:r>
-              <w:t>依赖缺失、参数冲突、编译失败、算子异常、内存不足</w:t>
-            </w:r>
-          </w:p>
-        </w:tc>
-      </w:tr>
-      <w:tr>
-        <w:tc>
-          <w:tcPr>
-            <w:tcW w:type="dxa" w:w="1701"/>
-          </w:tcPr>
-          <w:p>
-            <w:r>
-              <w:t>输出信息</w:t>
-            </w:r>
-          </w:p>
-        </w:tc>
-        <w:tc>
-          <w:tcPr>
-            <w:tcW w:type="dxa" w:w="7654"/>
-          </w:tcPr>
-          <w:p>
-            <w:r>
-              <w:t>构建产物、模块清单、功能测试报告、性能基线、问题定位日志</w:t>
-            </w:r>
-          </w:p>
-        </w:tc>
-      </w:tr>
-    </w:tbl>
-    <w:p>
-      <w:pPr>
-        <w:pStyle w:val="3"/>
-      </w:pPr>
-      <w:r>
-        <w:t>3.1.2 OpenSSL</w:t>
-      </w:r>
-    </w:p>
-    <w:p>
-      <w:pPr>
-        <w:pStyle w:val="afa"/>
-      </w:pPr>
-      <w:r>
-        <w:t>研究内容：本小节围绕 OpenSSL 的详细适配过程展开，目标是在 RISC-V 服务器环境中形成可交付、可验收的实施方案。与综述阶段相比，详细需求更关注“如何做、如何测、如何判定达标”。参照 项目研究材料 相关章节，本小节以工程实践为主线，细化任务输入、处理流程、异常路径和输出物。</w:t>
-      </w:r>
-    </w:p>
-    <w:p>
-      <w:pPr>
-        <w:pStyle w:val="afa"/>
-      </w:pPr>
-      <w:r>
-        <w:t>研究目标：第一，建立稳定基线并确认关键路径可用；第二，形成问题可定位、结果可复验的验证体系；第三，在不破坏功能语义的前提下预留优化演进空间。针对 OpenSSL，本阶段特别强调 在保证密码语义正确前提下引入架构优化，形成可维护的安全库交付能力，并要求在每次迭代中提供可追踪证据链。</w:t>
-      </w:r>
-    </w:p>
-    <w:p>
-      <w:pPr>
-        <w:pStyle w:val="afa"/>
-      </w:pPr>
-      <w:r>
-        <w:t>研究方案：优先采用 EVP 抽象接口与 Provider 机制，建立基线实现与优化实现并存的可切换策略。为避免环境漂移造成结论偏差，实施过程中应固定版本、固定依赖、固定脚本和固定数据集，并在构建日志中记录关键参数。对任何架构相关开关、性能开关和调试开关都需要显式声明，不允许隐式变更。</w:t>
-      </w:r>
-    </w:p>
-    <w:p>
-      <w:pPr>
-        <w:pStyle w:val="afa"/>
-      </w:pPr>
-      <w:r>
-        <w:t>输入与检测：输入信息包括 证书链、私钥、协议与算法参数、明密文样本、测试脚本。系统需执行 证书有效性检查、参数合法性检查、算法可用性检查、错误队列检查，并在发现风险时立即中止当前流程。任何中止都必须给出明确阶段标识与错误码，避免“失败但不可解释”。对于复合问题应输出多层诊断信息，区分输入问题、配置问题、依赖问题和运行时问题。</w:t>
-      </w:r>
-    </w:p>
-    <w:p>
-      <w:pPr>
-        <w:pStyle w:val="afa"/>
-      </w:pPr>
-      <w:r>
-        <w:t>异常处理：重点覆盖 握手失败、证书失效、算法不可用、参数非法、权限不足 等场景。异常处理策略应包含三部分：第一时间阻断、可读错误反馈、可追踪日志留存。对于高风险异常（如数据损坏、资源耗尽、核心服务不可用）应触发告警并生成审计记录。异常复现脚本和输入样本应作为交付件一并保存。</w:t>
-      </w:r>
-    </w:p>
-    <w:tbl>
-      <w:tblPr>
-        <w:tblStyle w:val="af1"/>
-        <w:tblW w:type="auto" w:w="0"/>
-        <w:tblLayout w:type="fixed"/>
-        <w:tblLook w:firstColumn="1" w:firstRow="1" w:lastColumn="0" w:lastRow="0" w:noHBand="0" w:noVBand="1" w:val="04A0"/>
-      </w:tblPr>
-      <w:tblGrid>
-        <w:gridCol w:w="4153"/>
-        <w:gridCol w:w="4153"/>
-      </w:tblGrid>
-      <w:tr>
-        <w:tc>
-          <w:tcPr>
-            <w:tcW w:type="dxa" w:w="1701"/>
-          </w:tcPr>
-          <w:p>
-            <w:r>
-              <w:t>功能编号</w:t>
-            </w:r>
-          </w:p>
-        </w:tc>
-        <w:tc>
-          <w:tcPr>
-            <w:tcW w:type="dxa" w:w="7654"/>
-          </w:tcPr>
-          <w:p>
-            <w:r>
-              <w:t>3.1.2</w:t>
-            </w:r>
-          </w:p>
-        </w:tc>
-      </w:tr>
-      <w:tr>
-        <w:tc>
-          <w:tcPr>
-            <w:tcW w:type="dxa" w:w="1701"/>
-          </w:tcPr>
-          <w:p>
-            <w:r>
-              <w:t>功能名称</w:t>
-            </w:r>
-          </w:p>
-        </w:tc>
-        <w:tc>
-          <w:tcPr>
-            <w:tcW w:type="dxa" w:w="7654"/>
-          </w:tcPr>
-          <w:p>
-            <w:r>
-              <w:t>详细功能需求：OpenSSL 适配与验证</w:t>
-            </w:r>
-          </w:p>
-        </w:tc>
-      </w:tr>
-      <w:tr>
-        <w:tc>
-          <w:tcPr>
-            <w:tcW w:type="dxa" w:w="1701"/>
-          </w:tcPr>
-          <w:p>
-            <w:r>
-              <w:t>使用场景</w:t>
-            </w:r>
-          </w:p>
-        </w:tc>
-        <w:tc>
-          <w:tcPr>
-            <w:tcW w:type="dxa" w:w="7654"/>
-          </w:tcPr>
-          <w:p>
-            <w:r>
-              <w:t>TLS 安全通信、证书链验证、数据加解密、签名验签与密钥管理</w:t>
-            </w:r>
-          </w:p>
-        </w:tc>
-      </w:tr>
-      <w:tr>
-        <w:tc>
-          <w:tcPr>
-            <w:tcW w:type="dxa" w:w="1701"/>
-          </w:tcPr>
-          <w:p>
-            <w:r>
-              <w:t>用户角色</w:t>
-            </w:r>
-          </w:p>
-        </w:tc>
-        <w:tc>
-          <w:tcPr>
-            <w:tcW w:type="dxa" w:w="7654"/>
-          </w:tcPr>
-          <w:p>
-            <w:r>
-              <w:t>安全开发工程师、平台工程师、测试工程师、安全审计人员</w:t>
-            </w:r>
-          </w:p>
-        </w:tc>
-      </w:tr>
-      <w:tr>
-        <w:tc>
-          <w:tcPr>
-            <w:tcW w:type="dxa" w:w="1701"/>
-          </w:tcPr>
-          <w:p>
-            <w:r>
-              <w:t>先决条件</w:t>
-            </w:r>
-          </w:p>
-        </w:tc>
-        <w:tc>
-          <w:tcPr>
-            <w:tcW w:type="dxa" w:w="7654"/>
-          </w:tcPr>
-          <w:p>
-            <w:r>
-              <w:t>OpenSSL 工具链可用；证书/密钥材料齐备；安全策略已配置</w:t>
-            </w:r>
-          </w:p>
-        </w:tc>
-      </w:tr>
-      <w:tr>
-        <w:tc>
-          <w:tcPr>
-            <w:tcW w:type="dxa" w:w="1701"/>
-          </w:tcPr>
-          <w:p>
-            <w:r>
-              <w:t>输入信息</w:t>
-            </w:r>
-          </w:p>
-        </w:tc>
-        <w:tc>
-          <w:tcPr>
-            <w:tcW w:type="dxa" w:w="7654"/>
-          </w:tcPr>
-          <w:p>
-            <w:r>
-              <w:t>证书链、私钥、协议与算法参数、明密文样本、测试脚本</w:t>
-            </w:r>
-          </w:p>
-        </w:tc>
-      </w:tr>
-      <w:tr>
-        <w:tc>
-          <w:tcPr>
-            <w:tcW w:type="dxa" w:w="1701"/>
-          </w:tcPr>
-          <w:p>
-            <w:r>
-              <w:t>输入数据检测</w:t>
-            </w:r>
-          </w:p>
-        </w:tc>
-        <w:tc>
-          <w:tcPr>
-            <w:tcW w:type="dxa" w:w="7654"/>
-          </w:tcPr>
-          <w:p>
-            <w:r>
-              <w:t>证书有效性检查、参数合法性检查、算法可用性检查、错误队列检查</w:t>
-            </w:r>
-          </w:p>
-        </w:tc>
-      </w:tr>
-      <w:tr>
-        <w:tc>
-          <w:tcPr>
-            <w:tcW w:type="dxa" w:w="1701"/>
-          </w:tcPr>
-          <w:p>
-            <w:r>
-              <w:t>异常处理</w:t>
-            </w:r>
-          </w:p>
-        </w:tc>
-        <w:tc>
-          <w:tcPr>
-            <w:tcW w:type="dxa" w:w="7654"/>
-          </w:tcPr>
-          <w:p>
-            <w:r>
-              <w:t>握手失败、证书失效、算法不可用、参数非法、权限不足</w:t>
-            </w:r>
-          </w:p>
-        </w:tc>
-      </w:tr>
-      <w:tr>
-        <w:tc>
-          <w:tcPr>
-            <w:tcW w:type="dxa" w:w="1701"/>
-          </w:tcPr>
-          <w:p>
-            <w:r>
-              <w:t>输出信息</w:t>
-            </w:r>
-          </w:p>
-        </w:tc>
-        <w:tc>
-          <w:tcPr>
-            <w:tcW w:type="dxa" w:w="7654"/>
-          </w:tcPr>
-          <w:p>
-            <w:r>
-              <w:t>握手与算法结果、错误码、审计日志、性能采样、回归报告</w:t>
-            </w:r>
-          </w:p>
-        </w:tc>
-      </w:tr>
-    </w:tbl>
-    <w:p>
-      <w:pPr>
-        <w:pStyle w:val="3"/>
-      </w:pPr>
-      <w:r>
-        <w:t>3.1.3 OpenBLAS</w:t>
-      </w:r>
-    </w:p>
-    <w:p>
-      <w:pPr>
-        <w:pStyle w:val="afa"/>
-      </w:pPr>
-      <w:r>
-        <w:t>研究内容：本小节围绕 OpenBLAS 的详细适配过程展开，目标是在 RISC-V 服务器环境中形成可交付、可验收的实施方案。与综述阶段相比，详细需求更关注“如何做、如何测、如何判定达标”。参照 项目研究材料 相关章节，本小节以工程实践为主线，细化任务输入、处理流程、异常路径和输出物。</w:t>
-      </w:r>
-    </w:p>
-    <w:p>
-      <w:pPr>
-        <w:pStyle w:val="afa"/>
-      </w:pPr>
-      <w:r>
-        <w:t>研究目标：第一，建立稳定基线并确认关键路径可用；第二，形成问题可定位、结果可复验的验证体系；第三，在不破坏功能语义的前提下预留优化演进空间。针对 OpenBLAS，本阶段特别强调 在 RISC-V 平台形成稳定可复现的 BLAS 能力，服务上层框架长期依赖，并要求在每次迭代中提供可追踪证据链。</w:t>
-      </w:r>
-    </w:p>
-    <w:p>
-      <w:pPr>
-        <w:pStyle w:val="afa"/>
-      </w:pPr>
-      <w:r>
-        <w:t>研究方案：采用原生构建与系统级集成并行方式，先保证接口可用，再推进线程与性能优化。为避免环境漂移造成结论偏差，实施过程中应固定版本、固定依赖、固定脚本和固定数据集，并在构建日志中记录关键参数。对任何架构相关开关、性能开关和调试开关都需要显式声明，不允许隐式变更。</w:t>
-      </w:r>
-    </w:p>
-    <w:p>
-      <w:pPr>
-        <w:pStyle w:val="afa"/>
-      </w:pPr>
-      <w:r>
-        <w:t>输入与检测：输入信息包括 矩阵/向量数据、数据类型、线程参数、构建选项、算子脚本。系统需执行 维度匹配检查、数据对齐检查、线程参数合法性检查、链接有效性检查，并在发现风险时立即中止当前流程。任何中止都必须给出明确阶段标识与错误码，避免“失败但不可解释”。对于复合问题应输出多层诊断信息，区分输入问题、配置问题、依赖问题和运行时问题。</w:t>
-      </w:r>
-    </w:p>
-    <w:p>
-      <w:pPr>
-        <w:pStyle w:val="afa"/>
-      </w:pPr>
-      <w:r>
-        <w:t>异常处理：重点覆盖 维度错误、数值异常、链接失败、线程异常、超时失败 等场景。异常处理策略应包含三部分：第一时间阻断、可读错误反馈、可追踪日志留存。对于高风险异常（如数据损坏、资源耗尽、核心服务不可用）应触发告警并生成审计记录。异常复现脚本和输入样本应作为交付件一并保存。</w:t>
-      </w:r>
-    </w:p>
-    <w:tbl>
-      <w:tblPr>
-        <w:tblStyle w:val="af1"/>
-        <w:tblW w:type="auto" w:w="0"/>
-        <w:tblLayout w:type="fixed"/>
-        <w:tblLook w:firstColumn="1" w:firstRow="1" w:lastColumn="0" w:lastRow="0" w:noHBand="0" w:noVBand="1" w:val="04A0"/>
-      </w:tblPr>
-      <w:tblGrid>
-        <w:gridCol w:w="4153"/>
-        <w:gridCol w:w="4153"/>
-      </w:tblGrid>
-      <w:tr>
-        <w:tc>
-          <w:tcPr>
-            <w:tcW w:type="dxa" w:w="1701"/>
-          </w:tcPr>
-          <w:p>
-            <w:r>
-              <w:t>功能编号</w:t>
-            </w:r>
-          </w:p>
-        </w:tc>
-        <w:tc>
-          <w:tcPr>
-            <w:tcW w:type="dxa" w:w="7654"/>
-          </w:tcPr>
-          <w:p>
-            <w:r>
-              <w:t>3.1.3</w:t>
-            </w:r>
-          </w:p>
-        </w:tc>
-      </w:tr>
-      <w:tr>
-        <w:tc>
-          <w:tcPr>
-            <w:tcW w:type="dxa" w:w="1701"/>
-          </w:tcPr>
-          <w:p>
-            <w:r>
-              <w:t>功能名称</w:t>
-            </w:r>
-          </w:p>
-        </w:tc>
-        <w:tc>
-          <w:tcPr>
-            <w:tcW w:type="dxa" w:w="7654"/>
-          </w:tcPr>
-          <w:p>
-            <w:r>
-              <w:t>详细功能需求：OpenBLAS 适配与验证</w:t>
-            </w:r>
-          </w:p>
-        </w:tc>
-      </w:tr>
-      <w:tr>
-        <w:tc>
-          <w:tcPr>
-            <w:tcW w:type="dxa" w:w="1701"/>
-          </w:tcPr>
-          <w:p>
-            <w:r>
-              <w:t>使用场景</w:t>
-            </w:r>
-          </w:p>
-        </w:tc>
-        <w:tc>
-          <w:tcPr>
-            <w:tcW w:type="dxa" w:w="7654"/>
-          </w:tcPr>
-          <w:p>
-            <w:r>
-              <w:t>线性代数底层算子供给、科学计算与 AI 框架基础能力支撑</w:t>
-            </w:r>
-          </w:p>
-        </w:tc>
-      </w:tr>
-      <w:tr>
-        <w:tc>
-          <w:tcPr>
-            <w:tcW w:type="dxa" w:w="1701"/>
-          </w:tcPr>
-          <w:p>
-            <w:r>
-              <w:t>用户角色</w:t>
-            </w:r>
-          </w:p>
-        </w:tc>
-        <w:tc>
-          <w:tcPr>
-            <w:tcW w:type="dxa" w:w="7654"/>
-          </w:tcPr>
-          <w:p>
-            <w:r>
-              <w:t>框架开发工程师、算法工程师、性能调优工程师、测试工程师</w:t>
-            </w:r>
-          </w:p>
-        </w:tc>
-      </w:tr>
-      <w:tr>
-        <w:tc>
-          <w:tcPr>
-            <w:tcW w:type="dxa" w:w="1701"/>
-          </w:tcPr>
-          <w:p>
-            <w:r>
-              <w:t>先决条件</w:t>
-            </w:r>
-          </w:p>
-        </w:tc>
-        <w:tc>
-          <w:tcPr>
-            <w:tcW w:type="dxa" w:w="7654"/>
-          </w:tcPr>
-          <w:p>
-            <w:r>
-              <w:t>OpenBLAS 构建依赖可用；编译工具链可用；压测环境具备稳定资源</w:t>
-            </w:r>
-          </w:p>
-        </w:tc>
-      </w:tr>
-      <w:tr>
-        <w:tc>
-          <w:tcPr>
-            <w:tcW w:type="dxa" w:w="1701"/>
-          </w:tcPr>
-          <w:p>
-            <w:r>
-              <w:t>输入信息</w:t>
-            </w:r>
-          </w:p>
-        </w:tc>
-        <w:tc>
-          <w:tcPr>
-            <w:tcW w:type="dxa" w:w="7654"/>
-          </w:tcPr>
-          <w:p>
-            <w:r>
-              <w:t>矩阵/向量数据、数据类型、线程参数、构建选项、算子脚本</w:t>
-            </w:r>
-          </w:p>
-        </w:tc>
-      </w:tr>
-      <w:tr>
-        <w:tc>
-          <w:tcPr>
-            <w:tcW w:type="dxa" w:w="1701"/>
-          </w:tcPr>
-          <w:p>
-            <w:r>
-              <w:t>输入数据检测</w:t>
-            </w:r>
-          </w:p>
-        </w:tc>
-        <w:tc>
-          <w:tcPr>
-            <w:tcW w:type="dxa" w:w="7654"/>
-          </w:tcPr>
-          <w:p>
-            <w:r>
-              <w:t>维度匹配检查、数据对齐检查、线程参数合法性检查、链接有效性检查</w:t>
-            </w:r>
-          </w:p>
-        </w:tc>
-      </w:tr>
-      <w:tr>
-        <w:tc>
-          <w:tcPr>
-            <w:tcW w:type="dxa" w:w="1701"/>
-          </w:tcPr>
-          <w:p>
-            <w:r>
-              <w:t>异常处理</w:t>
-            </w:r>
-          </w:p>
-        </w:tc>
-        <w:tc>
-          <w:tcPr>
-            <w:tcW w:type="dxa" w:w="7654"/>
-          </w:tcPr>
-          <w:p>
-            <w:r>
-              <w:t>维度错误、数值异常、链接失败、线程异常、超时失败</w:t>
-            </w:r>
-          </w:p>
-        </w:tc>
-      </w:tr>
-      <w:tr>
-        <w:tc>
-          <w:tcPr>
-            <w:tcW w:type="dxa" w:w="1701"/>
-          </w:tcPr>
-          <w:p>
-            <w:r>
-              <w:t>输出信息</w:t>
-            </w:r>
-          </w:p>
-        </w:tc>
-        <w:tc>
-          <w:tcPr>
-            <w:tcW w:type="dxa" w:w="7654"/>
-          </w:tcPr>
-          <w:p>
-            <w:r>
-              <w:t>计算结果、精度比对、线程快照、吞吐时延指标、执行日志</w:t>
-            </w:r>
-          </w:p>
-        </w:tc>
-      </w:tr>
-    </w:tbl>
-    <w:p>
-      <w:pPr>
-        <w:pStyle w:val="2"/>
-      </w:pPr>
-      <w:r>
-        <w:t>3.2 服务器语言运行时环境支持</w:t>
-      </w:r>
-    </w:p>
-    <w:p>
-      <w:pPr>
-        <w:pStyle w:val="3"/>
-      </w:pPr>
-      <w:r>
-        <w:t>3.2.1 Java</w:t>
-      </w:r>
-    </w:p>
-    <w:p>
-      <w:pPr>
-        <w:pStyle w:val="afa"/>
-      </w:pPr>
-      <w:r>
-        <w:t>研究内容：本小节围绕 Java 的详细适配过程展开，目标是在 RISC-V 服务器环境中形成可交付、可验收的实施方案。与综述阶段相比，详细需求更关注“如何做、如何测、如何判定达标”。参照 项目研究材料 相关章节，本小节以工程实践为主线，细化任务输入、处理流程、异常路径和输出物。</w:t>
-      </w:r>
-    </w:p>
-    <w:p>
-      <w:pPr>
-        <w:pStyle w:val="afa"/>
-      </w:pPr>
-      <w:r>
-        <w:t>研究目标：第一，建立稳定基线并确认关键路径可用；第二，形成问题可定位、结果可复验的验证体系；第三，在不破坏功能语义的前提下预留优化演进空间。针对 Java，本阶段特别强调 从可运行到可部署演进，保障 HotSpot 关键子系统在 RISC-V 服务器场景可用，并要求在每次迭代中提供可追踪证据链。</w:t>
-      </w:r>
-    </w:p>
-    <w:p>
-      <w:pPr>
-        <w:pStyle w:val="afa"/>
-      </w:pPr>
-      <w:r>
-        <w:t>研究方案：采用体系结构验证、工程化构建、生态验证三阶段推进，形成发行版级交付。为避免环境漂移造成结论偏差，实施过程中应固定版本、固定依赖、固定脚本和固定数据集，并在构建日志中记录关键参数。对任何架构相关开关、性能开关和调试开关都需要显式声明，不允许隐式变更。</w:t>
-      </w:r>
-    </w:p>
-    <w:p>
-      <w:pPr>
-        <w:pStyle w:val="afa"/>
-      </w:pPr>
-      <w:r>
-        <w:t>输入与检测：输入信息包括 Jar/War 包、JVM 参数、类路径配置、环境变量、启动脚本。系统需执行 包完整性检查、参数冲突检查、依赖可访问性检查、资源边界检查，并在发现风险时立即中止当前流程。任何中止都必须给出明确阶段标识与错误码，避免“失败但不可解释”。对于复合问题应输出多层诊断信息，区分输入问题、配置问题、依赖问题和运行时问题。</w:t>
-      </w:r>
-    </w:p>
-    <w:p>
-      <w:pPr>
-        <w:pStyle w:val="afa"/>
-      </w:pPr>
-      <w:r>
-        <w:t>异常处理：重点覆盖 启动失败、类加载失败、OOM、线程阻塞、GC 异常 等场景。异常处理策略应包含三部分：第一时间阻断、可读错误反馈、可追踪日志留存。对于高风险异常（如数据损坏、资源耗尽、核心服务不可用）应触发告警并生成审计记录。异常复现脚本和输入样本应作为交付件一并保存。</w:t>
-      </w:r>
-    </w:p>
-    <w:tbl>
-      <w:tblPr>
-        <w:tblStyle w:val="af1"/>
-        <w:tblW w:type="auto" w:w="0"/>
-        <w:tblLayout w:type="fixed"/>
-        <w:tblLook w:firstColumn="1" w:firstRow="1" w:lastColumn="0" w:lastRow="0" w:noHBand="0" w:noVBand="1" w:val="04A0"/>
-      </w:tblPr>
-      <w:tblGrid>
-        <w:gridCol w:w="4153"/>
-        <w:gridCol w:w="4153"/>
-      </w:tblGrid>
-      <w:tr>
-        <w:tc>
-          <w:tcPr>
-            <w:tcW w:type="dxa" w:w="1701"/>
-          </w:tcPr>
-          <w:p>
-            <w:r>
-              <w:t>功能编号</w:t>
-            </w:r>
-          </w:p>
-        </w:tc>
-        <w:tc>
-          <w:tcPr>
-            <w:tcW w:type="dxa" w:w="7654"/>
-          </w:tcPr>
-          <w:p>
-            <w:r>
-              <w:t>3.2.1</w:t>
-            </w:r>
-          </w:p>
-        </w:tc>
-      </w:tr>
-      <w:tr>
-        <w:tc>
-          <w:tcPr>
-            <w:tcW w:type="dxa" w:w="1701"/>
-          </w:tcPr>
-          <w:p>
-            <w:r>
-              <w:t>功能名称</w:t>
-            </w:r>
-          </w:p>
-        </w:tc>
-        <w:tc>
-          <w:tcPr>
-            <w:tcW w:type="dxa" w:w="7654"/>
-          </w:tcPr>
-          <w:p>
-            <w:r>
-              <w:t>详细功能需求：Java 适配与验证</w:t>
-            </w:r>
-          </w:p>
-        </w:tc>
-      </w:tr>
-      <w:tr>
-        <w:tc>
-          <w:tcPr>
-            <w:tcW w:type="dxa" w:w="1701"/>
-          </w:tcPr>
-          <w:p>
-            <w:r>
-              <w:t>使用场景</w:t>
-            </w:r>
-          </w:p>
-        </w:tc>
-        <w:tc>
-          <w:tcPr>
-            <w:tcW w:type="dxa" w:w="7654"/>
-          </w:tcPr>
-          <w:p>
-            <w:r>
-              <w:t>微服务部署、中间件运行、大数据组件运行、企业级业务承载</w:t>
-            </w:r>
-          </w:p>
-        </w:tc>
-      </w:tr>
-      <w:tr>
-        <w:tc>
-          <w:tcPr>
-            <w:tcW w:type="dxa" w:w="1701"/>
-          </w:tcPr>
-          <w:p>
-            <w:r>
-              <w:t>用户角色</w:t>
-            </w:r>
-          </w:p>
-        </w:tc>
-        <w:tc>
-          <w:tcPr>
-            <w:tcW w:type="dxa" w:w="7654"/>
-          </w:tcPr>
-          <w:p>
-            <w:r>
-              <w:t>Java开发工程师、平台工程师、运维工程师、测试工程师</w:t>
-            </w:r>
-          </w:p>
-        </w:tc>
-      </w:tr>
-      <w:tr>
-        <w:tc>
-          <w:tcPr>
-            <w:tcW w:type="dxa" w:w="1701"/>
-          </w:tcPr>
-          <w:p>
-            <w:r>
-              <w:t>先决条件</w:t>
-            </w:r>
-          </w:p>
-        </w:tc>
-        <w:tc>
-          <w:tcPr>
-            <w:tcW w:type="dxa" w:w="7654"/>
-          </w:tcPr>
-          <w:p>
-            <w:r>
-              <w:t>OpenJDK 环境可用；应用包完整；JVM 参数模板与日志路径已配置</w:t>
-            </w:r>
-          </w:p>
-        </w:tc>
-      </w:tr>
-      <w:tr>
-        <w:tc>
-          <w:tcPr>
-            <w:tcW w:type="dxa" w:w="1701"/>
-          </w:tcPr>
-          <w:p>
-            <w:r>
-              <w:t>输入信息</w:t>
-            </w:r>
-          </w:p>
-        </w:tc>
-        <w:tc>
-          <w:tcPr>
-            <w:tcW w:type="dxa" w:w="7654"/>
-          </w:tcPr>
-          <w:p>
-            <w:r>
-              <w:t>Jar/War 包、JVM 参数、类路径配置、环境变量、启动脚本</w:t>
-            </w:r>
-          </w:p>
-        </w:tc>
-      </w:tr>
-      <w:tr>
-        <w:tc>
-          <w:tcPr>
-            <w:tcW w:type="dxa" w:w="1701"/>
-          </w:tcPr>
-          <w:p>
-            <w:r>
-              <w:t>输入数据检测</w:t>
-            </w:r>
-          </w:p>
-        </w:tc>
-        <w:tc>
-          <w:tcPr>
-            <w:tcW w:type="dxa" w:w="7654"/>
-          </w:tcPr>
-          <w:p>
-            <w:r>
-              <w:t>包完整性检查、参数冲突检查、依赖可访问性检查、资源边界检查</w:t>
-            </w:r>
-          </w:p>
-        </w:tc>
-      </w:tr>
-      <w:tr>
-        <w:tc>
-          <w:tcPr>
-            <w:tcW w:type="dxa" w:w="1701"/>
-          </w:tcPr>
-          <w:p>
-            <w:r>
-              <w:t>异常处理</w:t>
-            </w:r>
-          </w:p>
-        </w:tc>
-        <w:tc>
-          <w:tcPr>
-            <w:tcW w:type="dxa" w:w="7654"/>
-          </w:tcPr>
-          <w:p>
-            <w:r>
-              <w:t>启动失败、类加载失败、OOM、线程阻塞、GC 异常</w:t>
-            </w:r>
-          </w:p>
-        </w:tc>
-      </w:tr>
-      <w:tr>
-        <w:tc>
-          <w:tcPr>
-            <w:tcW w:type="dxa" w:w="1701"/>
-          </w:tcPr>
-          <w:p>
-            <w:r>
-              <w:t>输出信息</w:t>
-            </w:r>
-          </w:p>
-        </w:tc>
-        <w:tc>
-          <w:tcPr>
-            <w:tcW w:type="dxa" w:w="7654"/>
-          </w:tcPr>
-          <w:p>
-            <w:r>
-              <w:t>版本信息、运行日志、GC日志、线程栈、故障转储、回归结论</w:t>
-            </w:r>
-          </w:p>
-        </w:tc>
-      </w:tr>
-    </w:tbl>
-    <w:p>
-      <w:pPr>
-        <w:pStyle w:val="3"/>
-      </w:pPr>
-      <w:r>
-        <w:t>3.2.2 Rust</w:t>
-      </w:r>
-    </w:p>
-    <w:p>
-      <w:pPr>
-        <w:pStyle w:val="afa"/>
-      </w:pPr>
-      <w:r>
-        <w:t>研究内容：本小节围绕 Rust 的详细适配过程展开，目标是在 RISC-V 服务器环境中形成可交付、可验收的实施方案。与综述阶段相比，详细需求更关注“如何做、如何测、如何判定达标”。参照 项目研究材料 相关章节，本小节以工程实践为主线，细化任务输入、处理流程、异常路径和输出物。</w:t>
-      </w:r>
-    </w:p>
-    <w:p>
-      <w:pPr>
-        <w:pStyle w:val="afa"/>
-      </w:pPr>
-      <w:r>
-        <w:t>研究目标：第一，建立稳定基线并确认关键路径可用；第二，形成问题可定位、结果可复验的验证体系；第三，在不破坏功能语义的前提下预留优化演进空间。针对 Rust，本阶段特别强调 构建可复现、发布可追踪、运行可验证，服务系统级软件长期演进，并要求在每次迭代中提供可追踪证据链。</w:t>
-      </w:r>
-    </w:p>
-    <w:p>
-      <w:pPr>
-        <w:pStyle w:val="afa"/>
-      </w:pPr>
-      <w:r>
-        <w:t>研究方案：从工具链准备到系统集成逐层推进，覆盖本地构建与交叉构建场景。为避免环境漂移造成结论偏差，实施过程中应固定版本、固定依赖、固定脚本和固定数据集，并在构建日志中记录关键参数。对任何架构相关开关、性能开关和调试开关都需要显式声明，不允许隐式变更。</w:t>
-      </w:r>
-    </w:p>
-    <w:p>
-      <w:pPr>
-        <w:pStyle w:val="afa"/>
-      </w:pPr>
-      <w:r>
-        <w:t>输入与检测：输入信息包括 源码工程、Cargo.toml、Cargo.lock、target 参数、构建脚本。系统需执行 目标架构检查、依赖锁定检查、链接参数检查、测试结果检查，并在发现风险时立即中止当前流程。任何中止都必须给出明确阶段标识与错误码，避免“失败但不可解释”。对于复合问题应输出多层诊断信息，区分输入问题、配置问题、依赖问题和运行时问题。</w:t>
-      </w:r>
-    </w:p>
-    <w:p>
-      <w:pPr>
-        <w:pStyle w:val="afa"/>
-      </w:pPr>
-      <w:r>
-        <w:t>异常处理：重点覆盖 依赖冲突、编译失败、链接错误、测试失败、运行异常 等场景。异常处理策略应包含三部分：第一时间阻断、可读错误反馈、可追踪日志留存。对于高风险异常（如数据损坏、资源耗尽、核心服务不可用）应触发告警并生成审计记录。异常复现脚本和输入样本应作为交付件一并保存。</w:t>
-      </w:r>
-    </w:p>
-    <w:tbl>
-      <w:tblPr>
-        <w:tblStyle w:val="af1"/>
-        <w:tblW w:type="auto" w:w="0"/>
-        <w:tblLayout w:type="fixed"/>
-        <w:tblLook w:firstColumn="1" w:firstRow="1" w:lastColumn="0" w:lastRow="0" w:noHBand="0" w:noVBand="1" w:val="04A0"/>
-      </w:tblPr>
-      <w:tblGrid>
-        <w:gridCol w:w="4153"/>
-        <w:gridCol w:w="4153"/>
-      </w:tblGrid>
-      <w:tr>
-        <w:tc>
-          <w:tcPr>
-            <w:tcW w:type="dxa" w:w="1701"/>
-          </w:tcPr>
-          <w:p>
-            <w:r>
-              <w:t>功能编号</w:t>
-            </w:r>
-          </w:p>
-        </w:tc>
-        <w:tc>
-          <w:tcPr>
-            <w:tcW w:type="dxa" w:w="7654"/>
-          </w:tcPr>
-          <w:p>
-            <w:r>
-              <w:t>3.2.2</w:t>
-            </w:r>
-          </w:p>
-        </w:tc>
-      </w:tr>
-      <w:tr>
-        <w:tc>
-          <w:tcPr>
-            <w:tcW w:type="dxa" w:w="1701"/>
-          </w:tcPr>
-          <w:p>
-            <w:r>
-              <w:t>功能名称</w:t>
-            </w:r>
-          </w:p>
-        </w:tc>
-        <w:tc>
-          <w:tcPr>
-            <w:tcW w:type="dxa" w:w="7654"/>
-          </w:tcPr>
-          <w:p>
-            <w:r>
-              <w:t>详细功能需求：Rust 适配与验证</w:t>
-            </w:r>
-          </w:p>
-        </w:tc>
-      </w:tr>
-      <w:tr>
-        <w:tc>
-          <w:tcPr>
-            <w:tcW w:type="dxa" w:w="1701"/>
-          </w:tcPr>
-          <w:p>
-            <w:r>
-              <w:t>使用场景</w:t>
-            </w:r>
-          </w:p>
-        </w:tc>
-        <w:tc>
-          <w:tcPr>
-            <w:tcW w:type="dxa" w:w="7654"/>
-          </w:tcPr>
-          <w:p>
-            <w:r>
-              <w:t>系统组件构建、服务二进制发布、工具链集成、基础服务开发</w:t>
-            </w:r>
-          </w:p>
-        </w:tc>
-      </w:tr>
-      <w:tr>
-        <w:tc>
-          <w:tcPr>
-            <w:tcW w:type="dxa" w:w="1701"/>
-          </w:tcPr>
-          <w:p>
-            <w:r>
-              <w:t>用户角色</w:t>
-            </w:r>
-          </w:p>
-        </w:tc>
-        <w:tc>
-          <w:tcPr>
-            <w:tcW w:type="dxa" w:w="7654"/>
-          </w:tcPr>
-          <w:p>
-            <w:r>
-              <w:t>Rust开发工程师、构建工程师、平台工程师、测试工程师</w:t>
-            </w:r>
-          </w:p>
-        </w:tc>
-      </w:tr>
-      <w:tr>
-        <w:tc>
-          <w:tcPr>
-            <w:tcW w:type="dxa" w:w="1701"/>
-          </w:tcPr>
-          <w:p>
-            <w:r>
-              <w:t>先决条件</w:t>
-            </w:r>
-          </w:p>
-        </w:tc>
-        <w:tc>
-          <w:tcPr>
-            <w:tcW w:type="dxa" w:w="7654"/>
-          </w:tcPr>
-          <w:p>
-            <w:r>
-              <w:t>rustc/cargo 可用；目标 triple 与链接器已配置；依赖镜像可访问</w:t>
-            </w:r>
-          </w:p>
-        </w:tc>
-      </w:tr>
-      <w:tr>
-        <w:tc>
-          <w:tcPr>
-            <w:tcW w:type="dxa" w:w="1701"/>
-          </w:tcPr>
-          <w:p>
-            <w:r>
-              <w:t>输入信息</w:t>
-            </w:r>
-          </w:p>
-        </w:tc>
-        <w:tc>
-          <w:tcPr>
-            <w:tcW w:type="dxa" w:w="7654"/>
-          </w:tcPr>
-          <w:p>
-            <w:r>
-              <w:t>源码工程、Cargo.toml、Cargo.lock、target 参数、构建脚本</w:t>
-            </w:r>
-          </w:p>
-        </w:tc>
-      </w:tr>
-      <w:tr>
-        <w:tc>
-          <w:tcPr>
-            <w:tcW w:type="dxa" w:w="1701"/>
-          </w:tcPr>
-          <w:p>
-            <w:r>
-              <w:t>输入数据检测</w:t>
-            </w:r>
-          </w:p>
-        </w:tc>
-        <w:tc>
-          <w:tcPr>
-            <w:tcW w:type="dxa" w:w="7654"/>
-          </w:tcPr>
-          <w:p>
-            <w:r>
-              <w:t>目标架构检查、依赖锁定检查、链接参数检查、测试结果检查</w:t>
-            </w:r>
-          </w:p>
-        </w:tc>
-      </w:tr>
-      <w:tr>
-        <w:tc>
-          <w:tcPr>
-            <w:tcW w:type="dxa" w:w="1701"/>
-          </w:tcPr>
-          <w:p>
-            <w:r>
-              <w:t>异常处理</w:t>
-            </w:r>
-          </w:p>
-        </w:tc>
-        <w:tc>
-          <w:tcPr>
-            <w:tcW w:type="dxa" w:w="7654"/>
-          </w:tcPr>
-          <w:p>
-            <w:r>
-              <w:t>依赖冲突、编译失败、链接错误、测试失败、运行异常</w:t>
-            </w:r>
-          </w:p>
-        </w:tc>
-      </w:tr>
-      <w:tr>
-        <w:tc>
-          <w:tcPr>
-            <w:tcW w:type="dxa" w:w="1701"/>
-          </w:tcPr>
-          <w:p>
-            <w:r>
-              <w:t>输出信息</w:t>
-            </w:r>
-          </w:p>
-        </w:tc>
-        <w:tc>
-          <w:tcPr>
-            <w:tcW w:type="dxa" w:w="7654"/>
-          </w:tcPr>
-          <w:p>
-            <w:r>
-              <w:t>二进制产物、构建日志、测试报告、依赖树、诊断信息</w:t>
-            </w:r>
-          </w:p>
-        </w:tc>
-      </w:tr>
-    </w:tbl>
-    <w:p>
-      <w:pPr>
-        <w:pStyle w:val="3"/>
-      </w:pPr>
-      <w:r>
-        <w:t>3.3.3 JavaScript</w:t>
-      </w:r>
-    </w:p>
-    <w:p>
-      <w:pPr>
-        <w:pStyle w:val="afa"/>
-      </w:pPr>
-      <w:r>
-        <w:t>研究内容：本小节围绕 JavaScript 的详细适配过程展开，目标是在 RISC-V 服务器环境中形成可交付、可验收的实施方案。与综述阶段相比，详细需求更关注“如何做、如何测、如何判定达标”。参照 项目研究材料 相关章节，本小节以工程实践为主线，细化任务输入、处理流程、异常路径和输出物。</w:t>
-      </w:r>
-    </w:p>
-    <w:p>
-      <w:pPr>
-        <w:pStyle w:val="afa"/>
-      </w:pPr>
-      <w:r>
-        <w:t>研究目标：第一，建立稳定基线并确认关键路径可用；第二，形成问题可定位、结果可复验的验证体系；第三，在不破坏功能语义的前提下预留优化演进空间。针对 JavaScript，本阶段特别强调 保证 Node.js 在 RISC-V 上可构建可运行并具备生态兼容能力，并要求在每次迭代中提供可追踪证据链。</w:t>
-      </w:r>
-    </w:p>
-    <w:p>
-      <w:pPr>
-        <w:pStyle w:val="afa"/>
-      </w:pPr>
-      <w:r>
-        <w:t>研究方案：按构建验证、运行验证、生态验证推进，覆盖 V8、libuv 与包管理链路。为避免环境漂移造成结论偏差，实施过程中应固定版本、固定依赖、固定脚本和固定数据集，并在构建日志中记录关键参数。对任何架构相关开关、性能开关和调试开关都需要显式声明，不允许隐式变更。</w:t>
-      </w:r>
-    </w:p>
-    <w:p>
-      <w:pPr>
-        <w:pStyle w:val="afa"/>
-      </w:pPr>
-      <w:r>
-        <w:t>输入与检测：输入信息包括 服务工程、脚本文件、package 配置、运行参数、监控配置。系统需执行 语法检查、依赖完整性检查、ABI兼容性检查、资源边界检查，并在发现风险时立即中止当前流程。任何中止都必须给出明确阶段标识与错误码，避免“失败但不可解释”。对于复合问题应输出多层诊断信息，区分输入问题、配置问题、依赖问题和运行时问题。</w:t>
-      </w:r>
-    </w:p>
-    <w:p>
-      <w:pPr>
-        <w:pStyle w:val="afa"/>
-      </w:pPr>
-      <w:r>
-        <w:t>异常处理：重点覆盖 模块缺失、语法错误、运行异常、资源超限、超时退出 等场景。异常处理策略应包含三部分：第一时间阻断、可读错误反馈、可追踪日志留存。对于高风险异常（如数据损坏、资源耗尽、核心服务不可用）应触发告警并生成审计记录。异常复现脚本和输入样本应作为交付件一并保存。</w:t>
-      </w:r>
-    </w:p>
-    <w:tbl>
-      <w:tblPr>
-        <w:tblStyle w:val="af1"/>
-        <w:tblW w:type="auto" w:w="0"/>
-        <w:tblLayout w:type="fixed"/>
-        <w:tblLook w:firstColumn="1" w:firstRow="1" w:lastColumn="0" w:lastRow="0" w:noHBand="0" w:noVBand="1" w:val="04A0"/>
-      </w:tblPr>
-      <w:tblGrid>
-        <w:gridCol w:w="4153"/>
-        <w:gridCol w:w="4153"/>
-      </w:tblGrid>
-      <w:tr>
-        <w:tc>
-          <w:tcPr>
-            <w:tcW w:type="dxa" w:w="1701"/>
-          </w:tcPr>
-          <w:p>
-            <w:r>
-              <w:t>功能编号</w:t>
-            </w:r>
-          </w:p>
-        </w:tc>
-        <w:tc>
-          <w:tcPr>
-            <w:tcW w:type="dxa" w:w="7654"/>
-          </w:tcPr>
-          <w:p>
-            <w:r>
-              <w:t>3.3.3</w:t>
-            </w:r>
-          </w:p>
-        </w:tc>
-      </w:tr>
-      <w:tr>
-        <w:tc>
-          <w:tcPr>
-            <w:tcW w:type="dxa" w:w="1701"/>
-          </w:tcPr>
-          <w:p>
-            <w:r>
-              <w:t>功能名称</w:t>
-            </w:r>
-          </w:p>
-        </w:tc>
-        <w:tc>
-          <w:tcPr>
-            <w:tcW w:type="dxa" w:w="7654"/>
-          </w:tcPr>
-          <w:p>
-            <w:r>
-              <w:t>详细功能需求：JavaScript 适配与验证</w:t>
-            </w:r>
-          </w:p>
-        </w:tc>
-      </w:tr>
-      <w:tr>
-        <w:tc>
-          <w:tcPr>
-            <w:tcW w:type="dxa" w:w="1701"/>
-          </w:tcPr>
-          <w:p>
-            <w:r>
-              <w:t>使用场景</w:t>
-            </w:r>
-          </w:p>
-        </w:tc>
-        <w:tc>
-          <w:tcPr>
-            <w:tcW w:type="dxa" w:w="7654"/>
-          </w:tcPr>
-          <w:p>
-            <w:r>
-              <w:t>Node.js 服务运行、自动化脚本执行、前后端构建链路支撑</w:t>
-            </w:r>
-          </w:p>
-        </w:tc>
-      </w:tr>
-      <w:tr>
-        <w:tc>
-          <w:tcPr>
-            <w:tcW w:type="dxa" w:w="1701"/>
-          </w:tcPr>
-          <w:p>
-            <w:r>
-              <w:t>用户角色</w:t>
-            </w:r>
-          </w:p>
-        </w:tc>
-        <w:tc>
-          <w:tcPr>
-            <w:tcW w:type="dxa" w:w="7654"/>
-          </w:tcPr>
-          <w:p>
-            <w:r>
-              <w:t>Node.js开发工程师、平台工程师、运维工程师、测试工程师</w:t>
-            </w:r>
-          </w:p>
-        </w:tc>
-      </w:tr>
-      <w:tr>
-        <w:tc>
-          <w:tcPr>
-            <w:tcW w:type="dxa" w:w="1701"/>
-          </w:tcPr>
-          <w:p>
-            <w:r>
-              <w:t>先决条件</w:t>
-            </w:r>
-          </w:p>
-        </w:tc>
-        <w:tc>
-          <w:tcPr>
-            <w:tcW w:type="dxa" w:w="7654"/>
-          </w:tcPr>
-          <w:p>
-            <w:r>
-              <w:t>Node.js 与 npm/pnpm 可用；依赖仓库可访问；资源配额策略已配置</w:t>
-            </w:r>
-          </w:p>
-        </w:tc>
-      </w:tr>
-      <w:tr>
-        <w:tc>
-          <w:tcPr>
-            <w:tcW w:type="dxa" w:w="1701"/>
-          </w:tcPr>
-          <w:p>
-            <w:r>
-              <w:t>输入信息</w:t>
-            </w:r>
-          </w:p>
-        </w:tc>
-        <w:tc>
-          <w:tcPr>
-            <w:tcW w:type="dxa" w:w="7654"/>
-          </w:tcPr>
-          <w:p>
-            <w:r>
-              <w:t>服务工程、脚本文件、package 配置、运行参数、监控配置</w:t>
-            </w:r>
-          </w:p>
-        </w:tc>
-      </w:tr>
-      <w:tr>
-        <w:tc>
-          <w:tcPr>
-            <w:tcW w:type="dxa" w:w="1701"/>
-          </w:tcPr>
-          <w:p>
-            <w:r>
-              <w:t>输入数据检测</w:t>
-            </w:r>
-          </w:p>
-        </w:tc>
-        <w:tc>
-          <w:tcPr>
-            <w:tcW w:type="dxa" w:w="7654"/>
-          </w:tcPr>
-          <w:p>
-            <w:r>
-              <w:t>语法检查、依赖完整性检查、ABI兼容性检查、资源边界检查</w:t>
-            </w:r>
-          </w:p>
-        </w:tc>
-      </w:tr>
-      <w:tr>
-        <w:tc>
-          <w:tcPr>
-            <w:tcW w:type="dxa" w:w="1701"/>
-          </w:tcPr>
-          <w:p>
-            <w:r>
-              <w:t>异常处理</w:t>
-            </w:r>
-          </w:p>
-        </w:tc>
-        <w:tc>
-          <w:tcPr>
-            <w:tcW w:type="dxa" w:w="7654"/>
-          </w:tcPr>
-          <w:p>
-            <w:r>
-              <w:t>模块缺失、语法错误、运行异常、资源超限、超时退出</w:t>
-            </w:r>
-          </w:p>
-        </w:tc>
-      </w:tr>
-      <w:tr>
-        <w:tc>
-          <w:tcPr>
-            <w:tcW w:type="dxa" w:w="1701"/>
-          </w:tcPr>
-          <w:p>
-            <w:r>
-              <w:t>输出信息</w:t>
-            </w:r>
-          </w:p>
-        </w:tc>
-        <w:tc>
-          <w:tcPr>
-            <w:tcW w:type="dxa" w:w="7654"/>
-          </w:tcPr>
-          <w:p>
-            <w:r>
-              <w:t>标准输出、错误输出、退出码、依赖日志、性能报告、诊断日志</w:t>
+              <w:t>标准输出、错误输出、退出码、依赖日志、性能报告、诊断日志与回归结论。</w:t>
             </w:r>
           </w:p>
         </w:tc>
